--- a/documentation/GMS_Requirement_Analysis_and_Design.docx
+++ b/documentation/GMS_Requirement_Analysis_and_Design.docx
@@ -7,6 +7,8 @@
         <w:spacing w:after="80"/>
         <w:jc w:val="center"/>
       </w:pPr>
+      <w:bookmarkStart w:id="0" w:name="_GoBack"/>
+      <w:bookmarkEnd w:id="0"/>
       <w:r>
         <w:rPr>
           <w:rFonts w:cs="Calibri"/>
@@ -79,12 +81,6 @@
         <w:gridCol w:w="2520"/>
       </w:tblGrid>
       <w:tr>
-        <w:tblPrEx>
-          <w:tblCellMar>
-            <w:top w:w="0" w:type="dxa"/>
-            <w:bottom w:w="0" w:type="dxa"/>
-          </w:tblCellMar>
-        </w:tblPrEx>
         <w:trPr>
           <w:cantSplit/>
           <w:tblHeader/>
@@ -184,12 +180,6 @@
         </w:tc>
       </w:tr>
       <w:tr>
-        <w:tblPrEx>
-          <w:tblCellMar>
-            <w:top w:w="0" w:type="dxa"/>
-            <w:bottom w:w="0" w:type="dxa"/>
-          </w:tblCellMar>
-        </w:tblPrEx>
         <w:trPr>
           <w:cantSplit/>
         </w:trPr>
@@ -270,15 +260,7 @@
                 <w:sz w:val="20"/>
                 <w:szCs w:val="20"/>
               </w:rPr>
-              <w:t>O</w:t>
-            </w:r>
-            <w:r>
-              <w:rPr>
-                <w:rFonts w:cs="Calibri"/>
-                <w:sz w:val="20"/>
-                <w:szCs w:val="20"/>
-              </w:rPr>
-              <w:t>ctober 2026</w:t>
+              <w:t>October 2026</w:t>
             </w:r>
           </w:p>
         </w:tc>
@@ -312,12 +294,6 @@
         <w:gridCol w:w="2400"/>
       </w:tblGrid>
       <w:tr>
-        <w:tblPrEx>
-          <w:tblCellMar>
-            <w:top w:w="0" w:type="dxa"/>
-            <w:bottom w:w="0" w:type="dxa"/>
-          </w:tblCellMar>
-        </w:tblPrEx>
         <w:trPr>
           <w:cantSplit/>
           <w:tblHeader/>
@@ -417,12 +393,6 @@
         </w:tc>
       </w:tr>
       <w:tr>
-        <w:tblPrEx>
-          <w:tblCellMar>
-            <w:top w:w="0" w:type="dxa"/>
-            <w:bottom w:w="0" w:type="dxa"/>
-          </w:tblCellMar>
-        </w:tblPrEx>
         <w:trPr>
           <w:cantSplit/>
         </w:trPr>
@@ -509,12 +479,6 @@
         </w:tc>
       </w:tr>
       <w:tr>
-        <w:tblPrEx>
-          <w:tblCellMar>
-            <w:top w:w="0" w:type="dxa"/>
-            <w:bottom w:w="0" w:type="dxa"/>
-          </w:tblCellMar>
-        </w:tblPrEx>
         <w:trPr>
           <w:cantSplit/>
         </w:trPr>
@@ -623,13 +587,7 @@
         <w:rPr>
           <w:rFonts w:cs="Calibri"/>
         </w:rPr>
-        <w:t xml:space="preserve">Sufian Store is a neighbourhood grocery (mudir dokan) at Islamnagar, Gollamari, Khulna. The owner runs everything in paper ledgers: stock is counted by eye, bills are handwritten cash memos, supplier dues are remembered, and monthly profit is guessed. The </w:t>
-      </w:r>
-      <w:r>
-        <w:rPr>
-          <w:rFonts w:cs="Calibri"/>
-        </w:rPr>
-        <w:t>goal of this project is a simple computer system where the owner, manager and cashier can record products, purchases, sales, customers, suppliers and expenses, and see stock, dues, expiry and profit at a glance.</w:t>
+        <w:t>Sufian Store is a neighbourhood grocery (mudir dokan) at Islamnagar, Gollamari, Khulna. The owner runs everything in paper ledgers: stock is counted by eye, bills are handwritten cash memos, supplier dues are remembered, and monthly profit is guessed. The goal of this project is a simple computer system where the owner, manager and cashier can record products, purchases, sales, customers, suppliers and expenses, and see stock, dues, expiry and profit at a glance.</w:t>
       </w:r>
     </w:p>
     <w:p>
@@ -649,13 +607,7 @@
         <w:rPr>
           <w:rFonts w:cs="Calibri"/>
         </w:rPr>
-        <w:t xml:space="preserve">We </w:t>
-      </w:r>
-      <w:r>
-        <w:rPr>
-          <w:rFonts w:cs="Calibri"/>
-        </w:rPr>
-        <w:t>prepared the following questions; answers below are from the shop owner.</w:t>
+        <w:t>We prepared the following questions; answers below are from the shop owner.</w:t>
       </w:r>
     </w:p>
     <w:p>
@@ -744,15 +696,7 @@
           <w:b/>
           <w:bCs/>
         </w:rPr>
-        <w:t>Q4. Do you sell on</w:t>
-      </w:r>
-      <w:r>
-        <w:rPr>
-          <w:rFonts w:cs="Calibri"/>
-          <w:b/>
-          <w:bCs/>
-        </w:rPr>
-        <w:t xml:space="preserve"> credit (baki)?</w:t>
+        <w:t>Q4. Do you sell on credit (baki)?</w:t>
       </w:r>
     </w:p>
     <w:p>
@@ -838,13 +782,7 @@
         <w:rPr>
           <w:rFonts w:cs="Calibri"/>
         </w:rPr>
-        <w:t>A: Today's sales and cash, who still owes money (due), low-stock list, monthly profit</w:t>
-      </w:r>
-      <w:r>
-        <w:rPr>
-          <w:rFonts w:cs="Calibri"/>
-        </w:rPr>
-        <w:t>.</w:t>
+        <w:t>A: Today's sales and cash, who still owes money (due), low-stock list, monthly profit.</w:t>
       </w:r>
     </w:p>
     <w:p>
@@ -890,19 +828,7 @@
         <w:rPr>
           <w:rFonts w:cs="Calibri"/>
         </w:rPr>
-        <w:t xml:space="preserve">Opening: purpose of the project and permission to take notes. Questions: walk me through a </w:t>
-      </w:r>
-      <w:r>
-        <w:rPr>
-          <w:rFonts w:cs="Calibri"/>
-        </w:rPr>
-        <w:t>normal day from opening to closing; show me the purchase notebook and a cash memo; who are your suppliers and how do you pay them; which products expire or go out of stock most; what would you check first on a computer screen in the morning? Closing: confi</w:t>
-      </w:r>
-      <w:r>
-        <w:rPr>
-          <w:rFonts w:cs="Calibri"/>
-        </w:rPr>
-        <w:t>rm the three user roles and thank the owner.</w:t>
+        <w:t>Opening: purpose of the project and permission to take notes. Questions: walk me through a normal day from opening to closing; show me the purchase notebook and a cash memo; who are your suppliers and how do you pay them; which products expire or go out of stock most; what would you check first on a computer screen in the morning? Closing: confirm the three user roles and thank the owner.</w:t>
       </w:r>
     </w:p>
     <w:p>
@@ -913,13 +839,7 @@
         <w:rPr>
           <w:rFonts w:cs="Calibri"/>
         </w:rPr>
-        <w:t>Summary of findings: (1) billing must be fast — one screen, printable memo; (2) partial payment is normal, so every bill must record the cash received and the remaining due; (3) stock must update automatically o</w:t>
-      </w:r>
-      <w:r>
-        <w:rPr>
-          <w:rFonts w:cs="Calibri"/>
-        </w:rPr>
-        <w:t>n purchase and sale; (4) expiry warning within 30 days; (5) cashier must not see profit, purchase cost or expenses; (6) the same product bought on different days has a different cost and expiry, so stock is tracked batch by batch.</w:t>
+        <w:t>Summary of findings: (1) billing must be fast — one screen, printable memo; (2) partial payment is normal, so every bill must record the cash received and the remaining due; (3) stock must update automatically on purchase and sale; (4) expiry warning within 30 days; (5) cashier must not see profit, purchase cost or expenses; (6) the same product bought on different days has a different cost and expiry, so stock is tracked batch by batch.</w:t>
       </w:r>
     </w:p>
     <w:p>
@@ -928,10 +848,7 @@
         <w:keepNext/>
       </w:pPr>
       <w:r>
-        <w:t>1.3 Observations (shop vi</w:t>
-      </w:r>
-      <w:r>
-        <w:t>sit)</w:t>
+        <w:t>1.3 Observations (shop visit)</w:t>
       </w:r>
     </w:p>
     <w:p>
@@ -970,10 +887,7 @@
         <w:spacing w:after="60"/>
       </w:pPr>
       <w:r>
-        <w:t>Supplier vans arrive week</w:t>
-      </w:r>
-      <w:r>
-        <w:t>ly with a challan (memo) showing item, quantity and rate — matches the purchase entry screen, where each line becomes one stock batch.</w:t>
+        <w:t>Supplier vans arrive weekly with a challan (memo) showing item, quantity and rate — matches the purchase entry screen, where each line becomes one stock batch.</w:t>
       </w:r>
     </w:p>
     <w:p>
@@ -986,10 +900,7 @@
         <w:spacing w:after="60"/>
       </w:pPr>
       <w:r>
-        <w:t>Regular customers buy on credit and pay later, often in several instalments — matches customer records plus a payment his</w:t>
-      </w:r>
-      <w:r>
-        <w:t>tory per bill.</w:t>
+        <w:t>Regular customers buy on credit and pay later, often in several instalments — matches customer records plus a payment history per bill.</w:t>
       </w:r>
     </w:p>
     <w:p>
@@ -1037,10 +948,7 @@
         <w:spacing w:after="60"/>
       </w:pPr>
       <w:r>
-        <w:t>Handwritten cash memo (date, items, total, cash, signatu</w:t>
-      </w:r>
-      <w:r>
-        <w:t>re).</w:t>
+        <w:t>Handwritten cash memo (date, items, total, cash, signature).</w:t>
       </w:r>
     </w:p>
     <w:p>
@@ -1101,12 +1009,6 @@
         <w:gridCol w:w="4026"/>
       </w:tblGrid>
       <w:tr>
-        <w:tblPrEx>
-          <w:tblCellMar>
-            <w:top w:w="0" w:type="dxa"/>
-            <w:bottom w:w="0" w:type="dxa"/>
-          </w:tblCellMar>
-        </w:tblPrEx>
         <w:trPr>
           <w:cantSplit/>
           <w:tblHeader/>
@@ -1206,12 +1108,6 @@
         </w:tc>
       </w:tr>
       <w:tr>
-        <w:tblPrEx>
-          <w:tblCellMar>
-            <w:top w:w="0" w:type="dxa"/>
-            <w:bottom w:w="0" w:type="dxa"/>
-          </w:tblCellMar>
-        </w:tblPrEx>
         <w:trPr>
           <w:cantSplit/>
         </w:trPr>
@@ -1298,12 +1194,6 @@
         </w:tc>
       </w:tr>
       <w:tr>
-        <w:tblPrEx>
-          <w:tblCellMar>
-            <w:top w:w="0" w:type="dxa"/>
-            <w:bottom w:w="0" w:type="dxa"/>
-          </w:tblCellMar>
-        </w:tblPrEx>
         <w:trPr>
           <w:cantSplit/>
         </w:trPr>
@@ -1393,12 +1283,6 @@
         </w:tc>
       </w:tr>
       <w:tr>
-        <w:tblPrEx>
-          <w:tblCellMar>
-            <w:top w:w="0" w:type="dxa"/>
-            <w:bottom w:w="0" w:type="dxa"/>
-          </w:tblCellMar>
-        </w:tblPrEx>
         <w:trPr>
           <w:cantSplit/>
         </w:trPr>
@@ -1485,12 +1369,6 @@
         </w:tc>
       </w:tr>
       <w:tr>
-        <w:tblPrEx>
-          <w:tblCellMar>
-            <w:top w:w="0" w:type="dxa"/>
-            <w:bottom w:w="0" w:type="dxa"/>
-          </w:tblCellMar>
-        </w:tblPrEx>
         <w:trPr>
           <w:cantSplit/>
         </w:trPr>
@@ -1580,12 +1458,6 @@
         </w:tc>
       </w:tr>
       <w:tr>
-        <w:tblPrEx>
-          <w:tblCellMar>
-            <w:top w:w="0" w:type="dxa"/>
-            <w:bottom w:w="0" w:type="dxa"/>
-          </w:tblCellMar>
-        </w:tblPrEx>
         <w:trPr>
           <w:cantSplit/>
         </w:trPr>
@@ -1672,12 +1544,6 @@
         </w:tc>
       </w:tr>
       <w:tr>
-        <w:tblPrEx>
-          <w:tblCellMar>
-            <w:top w:w="0" w:type="dxa"/>
-            <w:bottom w:w="0" w:type="dxa"/>
-          </w:tblCellMar>
-        </w:tblPrEx>
         <w:trPr>
           <w:cantSplit/>
         </w:trPr>
@@ -1767,12 +1633,6 @@
         </w:tc>
       </w:tr>
       <w:tr>
-        <w:tblPrEx>
-          <w:tblCellMar>
-            <w:top w:w="0" w:type="dxa"/>
-            <w:bottom w:w="0" w:type="dxa"/>
-          </w:tblCellMar>
-        </w:tblPrEx>
         <w:trPr>
           <w:cantSplit/>
         </w:trPr>
@@ -1860,12 +1720,6 @@
         </w:tc>
       </w:tr>
       <w:tr>
-        <w:tblPrEx>
-          <w:tblCellMar>
-            <w:top w:w="0" w:type="dxa"/>
-            <w:bottom w:w="0" w:type="dxa"/>
-          </w:tblCellMar>
-        </w:tblPrEx>
         <w:trPr>
           <w:cantSplit/>
         </w:trPr>
@@ -1955,12 +1809,6 @@
         </w:tc>
       </w:tr>
       <w:tr>
-        <w:tblPrEx>
-          <w:tblCellMar>
-            <w:top w:w="0" w:type="dxa"/>
-            <w:bottom w:w="0" w:type="dxa"/>
-          </w:tblCellMar>
-        </w:tblPrEx>
         <w:trPr>
           <w:cantSplit/>
         </w:trPr>
@@ -2077,13 +1925,7 @@
         <w:rPr>
           <w:rFonts w:cs="Calibri"/>
         </w:rPr>
-        <w:t>The diagram below shows all entities, attributes and relationships of the system. Primary key at</w:t>
-      </w:r>
-      <w:r>
-        <w:rPr>
-          <w:rFonts w:cs="Calibri"/>
-        </w:rPr>
-        <w:t>tributes are bold and underlined; foreign key attributes are in italics. The diamonds are relationships with their cardinality (1 : M).</w:t>
+        <w:t>The diagram below shows all entities, attributes and relationships of the system. Primary key attributes are bold and underlined; foreign key attributes are in italics. The diamonds are relationships with their cardinality (1 : M).</w:t>
       </w:r>
     </w:p>
     <w:p>
@@ -2098,7 +1940,7 @@
         </w:rPr>
         <w:drawing>
           <wp:inline distT="0" distB="0" distL="0" distR="0">
-            <wp:extent cx="8382000" cy="5133975"/>
+            <wp:extent cx="8382000" cy="5108953"/>
             <wp:effectExtent l="0" t="0" r="0" b="0"/>
             <wp:docPr id="1" name="er" descr="ER diagram of the Grocery Management System" title="ER diagram"/>
             <wp:cNvGraphicFramePr>
@@ -2123,7 +1965,7 @@
                   <pic:spPr bwMode="auto">
                     <a:xfrm>
                       <a:off x="0" y="0"/>
-                      <a:ext cx="8382000" cy="5133975"/>
+                      <a:ext cx="8382000" cy="5108953"/>
                     </a:xfrm>
                     <a:prstGeom prst="rect">
                       <a:avLst/>
@@ -2195,12 +2037,6 @@
         <w:gridCol w:w="4626"/>
       </w:tblGrid>
       <w:tr>
-        <w:tblPrEx>
-          <w:tblCellMar>
-            <w:top w:w="0" w:type="dxa"/>
-            <w:bottom w:w="0" w:type="dxa"/>
-          </w:tblCellMar>
-        </w:tblPrEx>
         <w:trPr>
           <w:cantSplit/>
           <w:tblHeader/>
@@ -2300,12 +2136,6 @@
         </w:tc>
       </w:tr>
       <w:tr>
-        <w:tblPrEx>
-          <w:tblCellMar>
-            <w:top w:w="0" w:type="dxa"/>
-            <w:bottom w:w="0" w:type="dxa"/>
-          </w:tblCellMar>
-        </w:tblPrEx>
         <w:trPr>
           <w:cantSplit/>
         </w:trPr>
@@ -2392,12 +2222,6 @@
         </w:tc>
       </w:tr>
       <w:tr>
-        <w:tblPrEx>
-          <w:tblCellMar>
-            <w:top w:w="0" w:type="dxa"/>
-            <w:bottom w:w="0" w:type="dxa"/>
-          </w:tblCellMar>
-        </w:tblPrEx>
         <w:trPr>
           <w:cantSplit/>
         </w:trPr>
@@ -2487,12 +2311,6 @@
         </w:tc>
       </w:tr>
       <w:tr>
-        <w:tblPrEx>
-          <w:tblCellMar>
-            <w:top w:w="0" w:type="dxa"/>
-            <w:bottom w:w="0" w:type="dxa"/>
-          </w:tblCellMar>
-        </w:tblPrEx>
         <w:trPr>
           <w:cantSplit/>
         </w:trPr>
@@ -2579,12 +2397,6 @@
         </w:tc>
       </w:tr>
       <w:tr>
-        <w:tblPrEx>
-          <w:tblCellMar>
-            <w:top w:w="0" w:type="dxa"/>
-            <w:bottom w:w="0" w:type="dxa"/>
-          </w:tblCellMar>
-        </w:tblPrEx>
         <w:trPr>
           <w:cantSplit/>
         </w:trPr>
@@ -2674,12 +2486,6 @@
         </w:tc>
       </w:tr>
       <w:tr>
-        <w:tblPrEx>
-          <w:tblCellMar>
-            <w:top w:w="0" w:type="dxa"/>
-            <w:bottom w:w="0" w:type="dxa"/>
-          </w:tblCellMar>
-        </w:tblPrEx>
         <w:trPr>
           <w:cantSplit/>
         </w:trPr>
@@ -2766,12 +2572,6 @@
         </w:tc>
       </w:tr>
       <w:tr>
-        <w:tblPrEx>
-          <w:tblCellMar>
-            <w:top w:w="0" w:type="dxa"/>
-            <w:bottom w:w="0" w:type="dxa"/>
-          </w:tblCellMar>
-        </w:tblPrEx>
         <w:trPr>
           <w:cantSplit/>
         </w:trPr>
@@ -2861,12 +2661,6 @@
         </w:tc>
       </w:tr>
       <w:tr>
-        <w:tblPrEx>
-          <w:tblCellMar>
-            <w:top w:w="0" w:type="dxa"/>
-            <w:bottom w:w="0" w:type="dxa"/>
-          </w:tblCellMar>
-        </w:tblPrEx>
         <w:trPr>
           <w:cantSplit/>
         </w:trPr>
@@ -2953,12 +2747,6 @@
         </w:tc>
       </w:tr>
       <w:tr>
-        <w:tblPrEx>
-          <w:tblCellMar>
-            <w:top w:w="0" w:type="dxa"/>
-            <w:bottom w:w="0" w:type="dxa"/>
-          </w:tblCellMar>
-        </w:tblPrEx>
         <w:trPr>
           <w:cantSplit/>
         </w:trPr>
@@ -3048,12 +2836,6 @@
         </w:tc>
       </w:tr>
       <w:tr>
-        <w:tblPrEx>
-          <w:tblCellMar>
-            <w:top w:w="0" w:type="dxa"/>
-            <w:bottom w:w="0" w:type="dxa"/>
-          </w:tblCellMar>
-        </w:tblPrEx>
         <w:trPr>
           <w:cantSplit/>
         </w:trPr>
@@ -3140,12 +2922,6 @@
         </w:tc>
       </w:tr>
       <w:tr>
-        <w:tblPrEx>
-          <w:tblCellMar>
-            <w:top w:w="0" w:type="dxa"/>
-            <w:bottom w:w="0" w:type="dxa"/>
-          </w:tblCellMar>
-        </w:tblPrEx>
         <w:trPr>
           <w:cantSplit/>
         </w:trPr>
@@ -3235,12 +3011,6 @@
         </w:tc>
       </w:tr>
       <w:tr>
-        <w:tblPrEx>
-          <w:tblCellMar>
-            <w:top w:w="0" w:type="dxa"/>
-            <w:bottom w:w="0" w:type="dxa"/>
-          </w:tblCellMar>
-        </w:tblPrEx>
         <w:trPr>
           <w:cantSplit/>
         </w:trPr>
@@ -3327,12 +3097,6 @@
         </w:tc>
       </w:tr>
       <w:tr>
-        <w:tblPrEx>
-          <w:tblCellMar>
-            <w:top w:w="0" w:type="dxa"/>
-            <w:bottom w:w="0" w:type="dxa"/>
-          </w:tblCellMar>
-        </w:tblPrEx>
         <w:trPr>
           <w:cantSplit/>
         </w:trPr>
@@ -3422,12 +3186,6 @@
         </w:tc>
       </w:tr>
       <w:tr>
-        <w:tblPrEx>
-          <w:tblCellMar>
-            <w:top w:w="0" w:type="dxa"/>
-            <w:bottom w:w="0" w:type="dxa"/>
-          </w:tblCellMar>
-        </w:tblPrEx>
         <w:trPr>
           <w:cantSplit/>
         </w:trPr>
@@ -3514,12 +3272,6 @@
         </w:tc>
       </w:tr>
       <w:tr>
-        <w:tblPrEx>
-          <w:tblCellMar>
-            <w:top w:w="0" w:type="dxa"/>
-            <w:bottom w:w="0" w:type="dxa"/>
-          </w:tblCellMar>
-        </w:tblPrEx>
         <w:trPr>
           <w:cantSplit/>
         </w:trPr>
@@ -3609,12 +3361,6 @@
         </w:tc>
       </w:tr>
       <w:tr>
-        <w:tblPrEx>
-          <w:tblCellMar>
-            <w:top w:w="0" w:type="dxa"/>
-            <w:bottom w:w="0" w:type="dxa"/>
-          </w:tblCellMar>
-        </w:tblPrEx>
         <w:trPr>
           <w:cantSplit/>
         </w:trPr>
@@ -3718,19 +3464,7 @@
         <w:rPr>
           <w:rFonts w:cs="Calibri"/>
         </w:rPr>
-        <w:t>Primary keys are surrogate integer IDs (AUTO_INCREMENT); the two link tables (product_supplier, sale_lot) use composite primary keys. Foreign keys enforce referential integrity with ON DELETE RESTRICT for business history (products in bills or lots, suppli</w:t>
-      </w:r>
-      <w:r>
-        <w:rPr>
-          <w:rFonts w:cs="Calibri"/>
-        </w:rPr>
-        <w:t>ers with purchases), CASCADE for rows that cannot exist without their parent (bill lines, payments, product–supplier links) and SET NULL where history must survive (a deleted customer or category). Money uses DECIMAL, dates use DATE/DATETIME, roles use ENU</w:t>
-      </w:r>
-      <w:r>
-        <w:rPr>
-          <w:rFonts w:cs="Calibri"/>
-        </w:rPr>
-        <w:t>M, and CHECK constraints keep quantities positive and prices non-negative.</w:t>
+        <w:t>Primary keys are surrogate integer IDs (AUTO_INCREMENT); the two link tables (product_supplier, sale_lot) use composite primary keys. Foreign keys enforce referential integrity with ON DELETE RESTRICT for business history (products in bills or lots, suppliers with purchases), CASCADE for rows that cannot exist without their parent (bill lines, payments, product–supplier links) and SET NULL where history must survive (a deleted customer or category). Money uses DECIMAL, dates use DATE/DATETIME, roles use ENUM, and CHECK constraints keep quantities positive and prices non-negative.</w:t>
       </w:r>
     </w:p>
     <w:p>
@@ -3741,26 +3475,14 @@
         <w:rPr>
           <w:rFonts w:cs="Calibri"/>
         </w:rPr>
-        <w:t>Design principle: every table stores only independent facts. Anything that can be computed — bill totals, amount paid, due, stock, average cost, nearest expiry, cost of goods sold —</w:t>
-      </w:r>
-      <w:r>
-        <w:rPr>
-          <w:rFonts w:cs="Calibri"/>
-        </w:rPr>
-        <w:t xml:space="preserve"> is derived at read time and never stored, so it can never become inconsistent. The schema is in 3NF: every non-key </w:t>
+        <w:t xml:space="preserve">Design principle: every table stores only independent facts. Anything that can be computed — bill totals, amount paid, due, stock, average cost, nearest expiry, cost of goods sold — is derived at read time and never stored, so it can never become inconsistent. The schema is in 3NF: every non-key </w:t>
       </w:r>
       <w:r>
         <w:rPr>
           <w:rFonts w:cs="Calibri"/>
         </w:rPr>
         <w:lastRenderedPageBreak/>
-        <w:t>attribute depends only on its own table's key, order lines live in detail tables, and there are no repeating groups or transitive dependenci</w:t>
-      </w:r>
-      <w:r>
-        <w:rPr>
-          <w:rFonts w:cs="Calibri"/>
-        </w:rPr>
-        <w:t>es.</w:t>
+        <w:t>attribute depends only on its own table's key, order lines live in detail tables, and there are no repeating groups or transitive dependencies.</w:t>
       </w:r>
     </w:p>
     <w:tbl>
@@ -3787,12 +3509,6 @@
         <w:gridCol w:w="2805"/>
       </w:tblGrid>
       <w:tr>
-        <w:tblPrEx>
-          <w:tblCellMar>
-            <w:top w:w="0" w:type="dxa"/>
-            <w:bottom w:w="0" w:type="dxa"/>
-          </w:tblCellMar>
-        </w:tblPrEx>
         <w:trPr>
           <w:cantSplit/>
           <w:tblHeader/>
@@ -3923,12 +3639,6 @@
         </w:tc>
       </w:tr>
       <w:tr>
-        <w:tblPrEx>
-          <w:tblCellMar>
-            <w:top w:w="0" w:type="dxa"/>
-            <w:bottom w:w="0" w:type="dxa"/>
-          </w:tblCellMar>
-        </w:tblPrEx>
         <w:trPr>
           <w:cantSplit/>
         </w:trPr>
@@ -4044,12 +3754,6 @@
         </w:tc>
       </w:tr>
       <w:tr>
-        <w:tblPrEx>
-          <w:tblCellMar>
-            <w:top w:w="0" w:type="dxa"/>
-            <w:bottom w:w="0" w:type="dxa"/>
-          </w:tblCellMar>
-        </w:tblPrEx>
         <w:trPr>
           <w:cantSplit/>
         </w:trPr>
@@ -4169,12 +3873,6 @@
         </w:tc>
       </w:tr>
       <w:tr>
-        <w:tblPrEx>
-          <w:tblCellMar>
-            <w:top w:w="0" w:type="dxa"/>
-            <w:bottom w:w="0" w:type="dxa"/>
-          </w:tblCellMar>
-        </w:tblPrEx>
         <w:trPr>
           <w:cantSplit/>
         </w:trPr>
@@ -4290,12 +3988,6 @@
         </w:tc>
       </w:tr>
       <w:tr>
-        <w:tblPrEx>
-          <w:tblCellMar>
-            <w:top w:w="0" w:type="dxa"/>
-            <w:bottom w:w="0" w:type="dxa"/>
-          </w:tblCellMar>
-        </w:tblPrEx>
         <w:trPr>
           <w:cantSplit/>
         </w:trPr>
@@ -4415,12 +4107,6 @@
         </w:tc>
       </w:tr>
       <w:tr>
-        <w:tblPrEx>
-          <w:tblCellMar>
-            <w:top w:w="0" w:type="dxa"/>
-            <w:bottom w:w="0" w:type="dxa"/>
-          </w:tblCellMar>
-        </w:tblPrEx>
         <w:trPr>
           <w:cantSplit/>
         </w:trPr>
@@ -4536,12 +4222,6 @@
         </w:tc>
       </w:tr>
       <w:tr>
-        <w:tblPrEx>
-          <w:tblCellMar>
-            <w:top w:w="0" w:type="dxa"/>
-            <w:bottom w:w="0" w:type="dxa"/>
-          </w:tblCellMar>
-        </w:tblPrEx>
         <w:trPr>
           <w:cantSplit/>
         </w:trPr>
@@ -4661,12 +4341,6 @@
         </w:tc>
       </w:tr>
       <w:tr>
-        <w:tblPrEx>
-          <w:tblCellMar>
-            <w:top w:w="0" w:type="dxa"/>
-            <w:bottom w:w="0" w:type="dxa"/>
-          </w:tblCellMar>
-        </w:tblPrEx>
         <w:trPr>
           <w:cantSplit/>
         </w:trPr>
@@ -4782,12 +4456,6 @@
         </w:tc>
       </w:tr>
       <w:tr>
-        <w:tblPrEx>
-          <w:tblCellMar>
-            <w:top w:w="0" w:type="dxa"/>
-            <w:bottom w:w="0" w:type="dxa"/>
-          </w:tblCellMar>
-        </w:tblPrEx>
         <w:trPr>
           <w:cantSplit/>
         </w:trPr>
@@ -4907,12 +4575,6 @@
         </w:tc>
       </w:tr>
       <w:tr>
-        <w:tblPrEx>
-          <w:tblCellMar>
-            <w:top w:w="0" w:type="dxa"/>
-            <w:bottom w:w="0" w:type="dxa"/>
-          </w:tblCellMar>
-        </w:tblPrEx>
         <w:trPr>
           <w:cantSplit/>
         </w:trPr>
@@ -5028,12 +4690,6 @@
         </w:tc>
       </w:tr>
       <w:tr>
-        <w:tblPrEx>
-          <w:tblCellMar>
-            <w:top w:w="0" w:type="dxa"/>
-            <w:bottom w:w="0" w:type="dxa"/>
-          </w:tblCellMar>
-        </w:tblPrEx>
         <w:trPr>
           <w:cantSplit/>
         </w:trPr>
@@ -5153,12 +4809,6 @@
         </w:tc>
       </w:tr>
       <w:tr>
-        <w:tblPrEx>
-          <w:tblCellMar>
-            <w:top w:w="0" w:type="dxa"/>
-            <w:bottom w:w="0" w:type="dxa"/>
-          </w:tblCellMar>
-        </w:tblPrEx>
         <w:trPr>
           <w:cantSplit/>
         </w:trPr>
@@ -5274,12 +4924,6 @@
         </w:tc>
       </w:tr>
       <w:tr>
-        <w:tblPrEx>
-          <w:tblCellMar>
-            <w:top w:w="0" w:type="dxa"/>
-            <w:bottom w:w="0" w:type="dxa"/>
-          </w:tblCellMar>
-        </w:tblPrEx>
         <w:trPr>
           <w:cantSplit/>
         </w:trPr>
@@ -5399,12 +5043,6 @@
         </w:tc>
       </w:tr>
       <w:tr>
-        <w:tblPrEx>
-          <w:tblCellMar>
-            <w:top w:w="0" w:type="dxa"/>
-            <w:bottom w:w="0" w:type="dxa"/>
-          </w:tblCellMar>
-        </w:tblPrEx>
         <w:trPr>
           <w:cantSplit/>
         </w:trPr>
@@ -5520,12 +5158,6 @@
         </w:tc>
       </w:tr>
       <w:tr>
-        <w:tblPrEx>
-          <w:tblCellMar>
-            <w:top w:w="0" w:type="dxa"/>
-            <w:bottom w:w="0" w:type="dxa"/>
-          </w:tblCellMar>
-        </w:tblPrEx>
         <w:trPr>
           <w:cantSplit/>
         </w:trPr>
@@ -5697,12 +5329,6 @@
         <w:gridCol w:w="3449"/>
       </w:tblGrid>
       <w:tr>
-        <w:tblPrEx>
-          <w:tblCellMar>
-            <w:top w:w="0" w:type="dxa"/>
-            <w:bottom w:w="0" w:type="dxa"/>
-          </w:tblCellMar>
-        </w:tblPrEx>
         <w:trPr>
           <w:cantSplit/>
           <w:tblHeader/>
@@ -5833,12 +5459,6 @@
         </w:tc>
       </w:tr>
       <w:tr>
-        <w:tblPrEx>
-          <w:tblCellMar>
-            <w:top w:w="0" w:type="dxa"/>
-            <w:bottom w:w="0" w:type="dxa"/>
-          </w:tblCellMar>
-        </w:tblPrEx>
         <w:trPr>
           <w:cantSplit/>
         </w:trPr>
@@ -5952,12 +5572,6 @@
         </w:tc>
       </w:tr>
       <w:tr>
-        <w:tblPrEx>
-          <w:tblCellMar>
-            <w:top w:w="0" w:type="dxa"/>
-            <w:bottom w:w="0" w:type="dxa"/>
-          </w:tblCellMar>
-        </w:tblPrEx>
         <w:trPr>
           <w:cantSplit/>
         </w:trPr>
@@ -6062,12 +5676,6 @@
         </w:tc>
       </w:tr>
       <w:tr>
-        <w:tblPrEx>
-          <w:tblCellMar>
-            <w:top w:w="0" w:type="dxa"/>
-            <w:bottom w:w="0" w:type="dxa"/>
-          </w:tblCellMar>
-        </w:tblPrEx>
         <w:trPr>
           <w:cantSplit/>
         </w:trPr>
@@ -6172,12 +5780,6 @@
         </w:tc>
       </w:tr>
       <w:tr>
-        <w:tblPrEx>
-          <w:tblCellMar>
-            <w:top w:w="0" w:type="dxa"/>
-            <w:bottom w:w="0" w:type="dxa"/>
-          </w:tblCellMar>
-        </w:tblPrEx>
         <w:trPr>
           <w:cantSplit/>
         </w:trPr>
@@ -6282,12 +5884,6 @@
         </w:tc>
       </w:tr>
       <w:tr>
-        <w:tblPrEx>
-          <w:tblCellMar>
-            <w:top w:w="0" w:type="dxa"/>
-            <w:bottom w:w="0" w:type="dxa"/>
-          </w:tblCellMar>
-        </w:tblPrEx>
         <w:trPr>
           <w:cantSplit/>
         </w:trPr>
@@ -6392,12 +5988,6 @@
         </w:tc>
       </w:tr>
       <w:tr>
-        <w:tblPrEx>
-          <w:tblCellMar>
-            <w:top w:w="0" w:type="dxa"/>
-            <w:bottom w:w="0" w:type="dxa"/>
-          </w:tblCellMar>
-        </w:tblPrEx>
         <w:trPr>
           <w:cantSplit/>
         </w:trPr>
@@ -6540,12 +6130,6 @@
         <w:gridCol w:w="3726"/>
       </w:tblGrid>
       <w:tr>
-        <w:tblPrEx>
-          <w:tblCellMar>
-            <w:top w:w="0" w:type="dxa"/>
-            <w:bottom w:w="0" w:type="dxa"/>
-          </w:tblCellMar>
-        </w:tblPrEx>
         <w:trPr>
           <w:cantSplit/>
           <w:tblHeader/>
@@ -6676,12 +6260,6 @@
         </w:tc>
       </w:tr>
       <w:tr>
-        <w:tblPrEx>
-          <w:tblCellMar>
-            <w:top w:w="0" w:type="dxa"/>
-            <w:bottom w:w="0" w:type="dxa"/>
-          </w:tblCellMar>
-        </w:tblPrEx>
         <w:trPr>
           <w:cantSplit/>
         </w:trPr>
@@ -6795,12 +6373,6 @@
         </w:tc>
       </w:tr>
       <w:tr>
-        <w:tblPrEx>
-          <w:tblCellMar>
-            <w:top w:w="0" w:type="dxa"/>
-            <w:bottom w:w="0" w:type="dxa"/>
-          </w:tblCellMar>
-        </w:tblPrEx>
         <w:trPr>
           <w:cantSplit/>
         </w:trPr>
@@ -6905,12 +6477,6 @@
         </w:tc>
       </w:tr>
       <w:tr>
-        <w:tblPrEx>
-          <w:tblCellMar>
-            <w:top w:w="0" w:type="dxa"/>
-            <w:bottom w:w="0" w:type="dxa"/>
-          </w:tblCellMar>
-        </w:tblPrEx>
         <w:trPr>
           <w:cantSplit/>
         </w:trPr>
@@ -7016,12 +6582,6 @@
         </w:tc>
       </w:tr>
       <w:tr>
-        <w:tblPrEx>
-          <w:tblCellMar>
-            <w:top w:w="0" w:type="dxa"/>
-            <w:bottom w:w="0" w:type="dxa"/>
-          </w:tblCellMar>
-        </w:tblPrEx>
         <w:trPr>
           <w:cantSplit/>
         </w:trPr>
@@ -7164,12 +6724,6 @@
         <w:gridCol w:w="3726"/>
       </w:tblGrid>
       <w:tr>
-        <w:tblPrEx>
-          <w:tblCellMar>
-            <w:top w:w="0" w:type="dxa"/>
-            <w:bottom w:w="0" w:type="dxa"/>
-          </w:tblCellMar>
-        </w:tblPrEx>
         <w:trPr>
           <w:cantSplit/>
           <w:tblHeader/>
@@ -7300,12 +6854,6 @@
         </w:tc>
       </w:tr>
       <w:tr>
-        <w:tblPrEx>
-          <w:tblCellMar>
-            <w:top w:w="0" w:type="dxa"/>
-            <w:bottom w:w="0" w:type="dxa"/>
-          </w:tblCellMar>
-        </w:tblPrEx>
         <w:trPr>
           <w:cantSplit/>
         </w:trPr>
@@ -7419,12 +6967,6 @@
         </w:tc>
       </w:tr>
       <w:tr>
-        <w:tblPrEx>
-          <w:tblCellMar>
-            <w:top w:w="0" w:type="dxa"/>
-            <w:bottom w:w="0" w:type="dxa"/>
-          </w:tblCellMar>
-        </w:tblPrEx>
         <w:trPr>
           <w:cantSplit/>
         </w:trPr>
@@ -7529,12 +7071,6 @@
         </w:tc>
       </w:tr>
       <w:tr>
-        <w:tblPrEx>
-          <w:tblCellMar>
-            <w:top w:w="0" w:type="dxa"/>
-            <w:bottom w:w="0" w:type="dxa"/>
-          </w:tblCellMar>
-        </w:tblPrEx>
         <w:trPr>
           <w:cantSplit/>
         </w:trPr>
@@ -7639,12 +7175,6 @@
         </w:tc>
       </w:tr>
       <w:tr>
-        <w:tblPrEx>
-          <w:tblCellMar>
-            <w:top w:w="0" w:type="dxa"/>
-            <w:bottom w:w="0" w:type="dxa"/>
-          </w:tblCellMar>
-        </w:tblPrEx>
         <w:trPr>
           <w:cantSplit/>
         </w:trPr>
@@ -7749,12 +7279,6 @@
         </w:tc>
       </w:tr>
       <w:tr>
-        <w:tblPrEx>
-          <w:tblCellMar>
-            <w:top w:w="0" w:type="dxa"/>
-            <w:bottom w:w="0" w:type="dxa"/>
-          </w:tblCellMar>
-        </w:tblPrEx>
         <w:trPr>
           <w:cantSplit/>
         </w:trPr>
@@ -7859,12 +7383,6 @@
         </w:tc>
       </w:tr>
       <w:tr>
-        <w:tblPrEx>
-          <w:tblCellMar>
-            <w:top w:w="0" w:type="dxa"/>
-            <w:bottom w:w="0" w:type="dxa"/>
-          </w:tblCellMar>
-        </w:tblPrEx>
         <w:trPr>
           <w:cantSplit/>
         </w:trPr>
@@ -7969,12 +7487,6 @@
         </w:tc>
       </w:tr>
       <w:tr>
-        <w:tblPrEx>
-          <w:tblCellMar>
-            <w:top w:w="0" w:type="dxa"/>
-            <w:bottom w:w="0" w:type="dxa"/>
-          </w:tblCellMar>
-        </w:tblPrEx>
         <w:trPr>
           <w:cantSplit/>
         </w:trPr>
@@ -8117,12 +7629,6 @@
         <w:gridCol w:w="3726"/>
       </w:tblGrid>
       <w:tr>
-        <w:tblPrEx>
-          <w:tblCellMar>
-            <w:top w:w="0" w:type="dxa"/>
-            <w:bottom w:w="0" w:type="dxa"/>
-          </w:tblCellMar>
-        </w:tblPrEx>
         <w:trPr>
           <w:cantSplit/>
           <w:tblHeader/>
@@ -8253,12 +7759,6 @@
         </w:tc>
       </w:tr>
       <w:tr>
-        <w:tblPrEx>
-          <w:tblCellMar>
-            <w:top w:w="0" w:type="dxa"/>
-            <w:bottom w:w="0" w:type="dxa"/>
-          </w:tblCellMar>
-        </w:tblPrEx>
         <w:trPr>
           <w:cantSplit/>
         </w:trPr>
@@ -8372,12 +7872,6 @@
         </w:tc>
       </w:tr>
       <w:tr>
-        <w:tblPrEx>
-          <w:tblCellMar>
-            <w:top w:w="0" w:type="dxa"/>
-            <w:bottom w:w="0" w:type="dxa"/>
-          </w:tblCellMar>
-        </w:tblPrEx>
         <w:trPr>
           <w:cantSplit/>
         </w:trPr>
@@ -8482,12 +7976,6 @@
         </w:tc>
       </w:tr>
       <w:tr>
-        <w:tblPrEx>
-          <w:tblCellMar>
-            <w:top w:w="0" w:type="dxa"/>
-            <w:bottom w:w="0" w:type="dxa"/>
-          </w:tblCellMar>
-        </w:tblPrEx>
         <w:trPr>
           <w:cantSplit/>
         </w:trPr>
@@ -8592,12 +8080,6 @@
         </w:tc>
       </w:tr>
       <w:tr>
-        <w:tblPrEx>
-          <w:tblCellMar>
-            <w:top w:w="0" w:type="dxa"/>
-            <w:bottom w:w="0" w:type="dxa"/>
-          </w:tblCellMar>
-        </w:tblPrEx>
         <w:trPr>
           <w:cantSplit/>
         </w:trPr>
@@ -8702,12 +8184,6 @@
         </w:tc>
       </w:tr>
       <w:tr>
-        <w:tblPrEx>
-          <w:tblCellMar>
-            <w:top w:w="0" w:type="dxa"/>
-            <w:bottom w:w="0" w:type="dxa"/>
-          </w:tblCellMar>
-        </w:tblPrEx>
         <w:trPr>
           <w:cantSplit/>
         </w:trPr>
@@ -8812,12 +8288,6 @@
         </w:tc>
       </w:tr>
       <w:tr>
-        <w:tblPrEx>
-          <w:tblCellMar>
-            <w:top w:w="0" w:type="dxa"/>
-            <w:bottom w:w="0" w:type="dxa"/>
-          </w:tblCellMar>
-        </w:tblPrEx>
         <w:trPr>
           <w:cantSplit/>
         </w:trPr>
@@ -8922,12 +8392,6 @@
         </w:tc>
       </w:tr>
       <w:tr>
-        <w:tblPrEx>
-          <w:tblCellMar>
-            <w:top w:w="0" w:type="dxa"/>
-            <w:bottom w:w="0" w:type="dxa"/>
-          </w:tblCellMar>
-        </w:tblPrEx>
         <w:trPr>
           <w:cantSplit/>
         </w:trPr>
@@ -9070,12 +8534,6 @@
         <w:gridCol w:w="3726"/>
       </w:tblGrid>
       <w:tr>
-        <w:tblPrEx>
-          <w:tblCellMar>
-            <w:top w:w="0" w:type="dxa"/>
-            <w:bottom w:w="0" w:type="dxa"/>
-          </w:tblCellMar>
-        </w:tblPrEx>
         <w:trPr>
           <w:cantSplit/>
           <w:tblHeader/>
@@ -9206,12 +8664,6 @@
         </w:tc>
       </w:tr>
       <w:tr>
-        <w:tblPrEx>
-          <w:tblCellMar>
-            <w:top w:w="0" w:type="dxa"/>
-            <w:bottom w:w="0" w:type="dxa"/>
-          </w:tblCellMar>
-        </w:tblPrEx>
         <w:trPr>
           <w:cantSplit/>
         </w:trPr>
@@ -9325,12 +8777,6 @@
         </w:tc>
       </w:tr>
       <w:tr>
-        <w:tblPrEx>
-          <w:tblCellMar>
-            <w:top w:w="0" w:type="dxa"/>
-            <w:bottom w:w="0" w:type="dxa"/>
-          </w:tblCellMar>
-        </w:tblPrEx>
         <w:trPr>
           <w:cantSplit/>
         </w:trPr>
@@ -9435,12 +8881,6 @@
         </w:tc>
       </w:tr>
       <w:tr>
-        <w:tblPrEx>
-          <w:tblCellMar>
-            <w:top w:w="0" w:type="dxa"/>
-            <w:bottom w:w="0" w:type="dxa"/>
-          </w:tblCellMar>
-        </w:tblPrEx>
         <w:trPr>
           <w:cantSplit/>
         </w:trPr>
@@ -9554,12 +8994,6 @@
         </w:tc>
       </w:tr>
       <w:tr>
-        <w:tblPrEx>
-          <w:tblCellMar>
-            <w:top w:w="0" w:type="dxa"/>
-            <w:bottom w:w="0" w:type="dxa"/>
-          </w:tblCellMar>
-        </w:tblPrEx>
         <w:trPr>
           <w:cantSplit/>
         </w:trPr>
@@ -9664,12 +9098,6 @@
         </w:tc>
       </w:tr>
       <w:tr>
-        <w:tblPrEx>
-          <w:tblCellMar>
-            <w:top w:w="0" w:type="dxa"/>
-            <w:bottom w:w="0" w:type="dxa"/>
-          </w:tblCellMar>
-        </w:tblPrEx>
         <w:trPr>
           <w:cantSplit/>
         </w:trPr>
@@ -9774,12 +9202,6 @@
         </w:tc>
       </w:tr>
       <w:tr>
-        <w:tblPrEx>
-          <w:tblCellMar>
-            <w:top w:w="0" w:type="dxa"/>
-            <w:bottom w:w="0" w:type="dxa"/>
-          </w:tblCellMar>
-        </w:tblPrEx>
         <w:trPr>
           <w:cantSplit/>
         </w:trPr>
@@ -9884,12 +9306,6 @@
         </w:tc>
       </w:tr>
       <w:tr>
-        <w:tblPrEx>
-          <w:tblCellMar>
-            <w:top w:w="0" w:type="dxa"/>
-            <w:bottom w:w="0" w:type="dxa"/>
-          </w:tblCellMar>
-        </w:tblPrEx>
         <w:trPr>
           <w:cantSplit/>
         </w:trPr>
@@ -10032,12 +9448,6 @@
         <w:gridCol w:w="3726"/>
       </w:tblGrid>
       <w:tr>
-        <w:tblPrEx>
-          <w:tblCellMar>
-            <w:top w:w="0" w:type="dxa"/>
-            <w:bottom w:w="0" w:type="dxa"/>
-          </w:tblCellMar>
-        </w:tblPrEx>
         <w:trPr>
           <w:cantSplit/>
           <w:tblHeader/>
@@ -10168,12 +9578,6 @@
         </w:tc>
       </w:tr>
       <w:tr>
-        <w:tblPrEx>
-          <w:tblCellMar>
-            <w:top w:w="0" w:type="dxa"/>
-            <w:bottom w:w="0" w:type="dxa"/>
-          </w:tblCellMar>
-        </w:tblPrEx>
         <w:trPr>
           <w:cantSplit/>
         </w:trPr>
@@ -10287,12 +9691,6 @@
         </w:tc>
       </w:tr>
       <w:tr>
-        <w:tblPrEx>
-          <w:tblCellMar>
-            <w:top w:w="0" w:type="dxa"/>
-            <w:bottom w:w="0" w:type="dxa"/>
-          </w:tblCellMar>
-        </w:tblPrEx>
         <w:trPr>
           <w:cantSplit/>
         </w:trPr>
@@ -10445,12 +9843,6 @@
         <w:gridCol w:w="3726"/>
       </w:tblGrid>
       <w:tr>
-        <w:tblPrEx>
-          <w:tblCellMar>
-            <w:top w:w="0" w:type="dxa"/>
-            <w:bottom w:w="0" w:type="dxa"/>
-          </w:tblCellMar>
-        </w:tblPrEx>
         <w:trPr>
           <w:cantSplit/>
           <w:tblHeader/>
@@ -10581,12 +9973,6 @@
         </w:tc>
       </w:tr>
       <w:tr>
-        <w:tblPrEx>
-          <w:tblCellMar>
-            <w:top w:w="0" w:type="dxa"/>
-            <w:bottom w:w="0" w:type="dxa"/>
-          </w:tblCellMar>
-        </w:tblPrEx>
         <w:trPr>
           <w:cantSplit/>
         </w:trPr>
@@ -10700,12 +10086,6 @@
         </w:tc>
       </w:tr>
       <w:tr>
-        <w:tblPrEx>
-          <w:tblCellMar>
-            <w:top w:w="0" w:type="dxa"/>
-            <w:bottom w:w="0" w:type="dxa"/>
-          </w:tblCellMar>
-        </w:tblPrEx>
         <w:trPr>
           <w:cantSplit/>
         </w:trPr>
@@ -10819,12 +10199,6 @@
         </w:tc>
       </w:tr>
       <w:tr>
-        <w:tblPrEx>
-          <w:tblCellMar>
-            <w:top w:w="0" w:type="dxa"/>
-            <w:bottom w:w="0" w:type="dxa"/>
-          </w:tblCellMar>
-        </w:tblPrEx>
         <w:trPr>
           <w:cantSplit/>
         </w:trPr>
@@ -10967,12 +10341,6 @@
         <w:gridCol w:w="3726"/>
       </w:tblGrid>
       <w:tr>
-        <w:tblPrEx>
-          <w:tblCellMar>
-            <w:top w:w="0" w:type="dxa"/>
-            <w:bottom w:w="0" w:type="dxa"/>
-          </w:tblCellMar>
-        </w:tblPrEx>
         <w:trPr>
           <w:cantSplit/>
           <w:tblHeader/>
@@ -11103,12 +10471,6 @@
         </w:tc>
       </w:tr>
       <w:tr>
-        <w:tblPrEx>
-          <w:tblCellMar>
-            <w:top w:w="0" w:type="dxa"/>
-            <w:bottom w:w="0" w:type="dxa"/>
-          </w:tblCellMar>
-        </w:tblPrEx>
         <w:trPr>
           <w:cantSplit/>
         </w:trPr>
@@ -11222,12 +10584,6 @@
         </w:tc>
       </w:tr>
       <w:tr>
-        <w:tblPrEx>
-          <w:tblCellMar>
-            <w:top w:w="0" w:type="dxa"/>
-            <w:bottom w:w="0" w:type="dxa"/>
-          </w:tblCellMar>
-        </w:tblPrEx>
         <w:trPr>
           <w:cantSplit/>
         </w:trPr>
@@ -11341,12 +10697,6 @@
         </w:tc>
       </w:tr>
       <w:tr>
-        <w:tblPrEx>
-          <w:tblCellMar>
-            <w:top w:w="0" w:type="dxa"/>
-            <w:bottom w:w="0" w:type="dxa"/>
-          </w:tblCellMar>
-        </w:tblPrEx>
         <w:trPr>
           <w:cantSplit/>
         </w:trPr>
@@ -11460,12 +10810,6 @@
         </w:tc>
       </w:tr>
       <w:tr>
-        <w:tblPrEx>
-          <w:tblCellMar>
-            <w:top w:w="0" w:type="dxa"/>
-            <w:bottom w:w="0" w:type="dxa"/>
-          </w:tblCellMar>
-        </w:tblPrEx>
         <w:trPr>
           <w:cantSplit/>
         </w:trPr>
@@ -11570,12 +10914,6 @@
         </w:tc>
       </w:tr>
       <w:tr>
-        <w:tblPrEx>
-          <w:tblCellMar>
-            <w:top w:w="0" w:type="dxa"/>
-            <w:bottom w:w="0" w:type="dxa"/>
-          </w:tblCellMar>
-        </w:tblPrEx>
         <w:trPr>
           <w:cantSplit/>
         </w:trPr>
@@ -11718,12 +11056,6 @@
         <w:gridCol w:w="3726"/>
       </w:tblGrid>
       <w:tr>
-        <w:tblPrEx>
-          <w:tblCellMar>
-            <w:top w:w="0" w:type="dxa"/>
-            <w:bottom w:w="0" w:type="dxa"/>
-          </w:tblCellMar>
-        </w:tblPrEx>
         <w:trPr>
           <w:cantSplit/>
           <w:tblHeader/>
@@ -11854,12 +11186,6 @@
         </w:tc>
       </w:tr>
       <w:tr>
-        <w:tblPrEx>
-          <w:tblCellMar>
-            <w:top w:w="0" w:type="dxa"/>
-            <w:bottom w:w="0" w:type="dxa"/>
-          </w:tblCellMar>
-        </w:tblPrEx>
         <w:trPr>
           <w:cantSplit/>
         </w:trPr>
@@ -11973,12 +11299,6 @@
         </w:tc>
       </w:tr>
       <w:tr>
-        <w:tblPrEx>
-          <w:tblCellMar>
-            <w:top w:w="0" w:type="dxa"/>
-            <w:bottom w:w="0" w:type="dxa"/>
-          </w:tblCellMar>
-        </w:tblPrEx>
         <w:trPr>
           <w:cantSplit/>
         </w:trPr>
@@ -12092,12 +11412,6 @@
         </w:tc>
       </w:tr>
       <w:tr>
-        <w:tblPrEx>
-          <w:tblCellMar>
-            <w:top w:w="0" w:type="dxa"/>
-            <w:bottom w:w="0" w:type="dxa"/>
-          </w:tblCellMar>
-        </w:tblPrEx>
         <w:trPr>
           <w:cantSplit/>
         </w:trPr>
@@ -12211,12 +11525,6 @@
         </w:tc>
       </w:tr>
       <w:tr>
-        <w:tblPrEx>
-          <w:tblCellMar>
-            <w:top w:w="0" w:type="dxa"/>
-            <w:bottom w:w="0" w:type="dxa"/>
-          </w:tblCellMar>
-        </w:tblPrEx>
         <w:trPr>
           <w:cantSplit/>
         </w:trPr>
@@ -12330,12 +11638,6 @@
         </w:tc>
       </w:tr>
       <w:tr>
-        <w:tblPrEx>
-          <w:tblCellMar>
-            <w:top w:w="0" w:type="dxa"/>
-            <w:bottom w:w="0" w:type="dxa"/>
-          </w:tblCellMar>
-        </w:tblPrEx>
         <w:trPr>
           <w:cantSplit/>
         </w:trPr>
@@ -12440,12 +11742,6 @@
         </w:tc>
       </w:tr>
       <w:tr>
-        <w:tblPrEx>
-          <w:tblCellMar>
-            <w:top w:w="0" w:type="dxa"/>
-            <w:bottom w:w="0" w:type="dxa"/>
-          </w:tblCellMar>
-        </w:tblPrEx>
         <w:trPr>
           <w:cantSplit/>
         </w:trPr>
@@ -12550,12 +11846,6 @@
         </w:tc>
       </w:tr>
       <w:tr>
-        <w:tblPrEx>
-          <w:tblCellMar>
-            <w:top w:w="0" w:type="dxa"/>
-            <w:bottom w:w="0" w:type="dxa"/>
-          </w:tblCellMar>
-        </w:tblPrEx>
         <w:trPr>
           <w:cantSplit/>
         </w:trPr>
@@ -12660,12 +11950,6 @@
         </w:tc>
       </w:tr>
       <w:tr>
-        <w:tblPrEx>
-          <w:tblCellMar>
-            <w:top w:w="0" w:type="dxa"/>
-            <w:bottom w:w="0" w:type="dxa"/>
-          </w:tblCellMar>
-        </w:tblPrEx>
         <w:trPr>
           <w:cantSplit/>
         </w:trPr>
@@ -12770,12 +12054,6 @@
         </w:tc>
       </w:tr>
       <w:tr>
-        <w:tblPrEx>
-          <w:tblCellMar>
-            <w:top w:w="0" w:type="dxa"/>
-            <w:bottom w:w="0" w:type="dxa"/>
-          </w:tblCellMar>
-        </w:tblPrEx>
         <w:trPr>
           <w:cantSplit/>
         </w:trPr>
@@ -12918,12 +12196,6 @@
         <w:gridCol w:w="3726"/>
       </w:tblGrid>
       <w:tr>
-        <w:tblPrEx>
-          <w:tblCellMar>
-            <w:top w:w="0" w:type="dxa"/>
-            <w:bottom w:w="0" w:type="dxa"/>
-          </w:tblCellMar>
-        </w:tblPrEx>
         <w:trPr>
           <w:cantSplit/>
           <w:tblHeader/>
@@ -13054,12 +12326,6 @@
         </w:tc>
       </w:tr>
       <w:tr>
-        <w:tblPrEx>
-          <w:tblCellMar>
-            <w:top w:w="0" w:type="dxa"/>
-            <w:bottom w:w="0" w:type="dxa"/>
-          </w:tblCellMar>
-        </w:tblPrEx>
         <w:trPr>
           <w:cantSplit/>
         </w:trPr>
@@ -13173,12 +12439,6 @@
         </w:tc>
       </w:tr>
       <w:tr>
-        <w:tblPrEx>
-          <w:tblCellMar>
-            <w:top w:w="0" w:type="dxa"/>
-            <w:bottom w:w="0" w:type="dxa"/>
-          </w:tblCellMar>
-        </w:tblPrEx>
         <w:trPr>
           <w:cantSplit/>
         </w:trPr>
@@ -13292,12 +12552,6 @@
         </w:tc>
       </w:tr>
       <w:tr>
-        <w:tblPrEx>
-          <w:tblCellMar>
-            <w:top w:w="0" w:type="dxa"/>
-            <w:bottom w:w="0" w:type="dxa"/>
-          </w:tblCellMar>
-        </w:tblPrEx>
         <w:trPr>
           <w:cantSplit/>
         </w:trPr>
@@ -13402,12 +12656,6 @@
         </w:tc>
       </w:tr>
       <w:tr>
-        <w:tblPrEx>
-          <w:tblCellMar>
-            <w:top w:w="0" w:type="dxa"/>
-            <w:bottom w:w="0" w:type="dxa"/>
-          </w:tblCellMar>
-        </w:tblPrEx>
         <w:trPr>
           <w:cantSplit/>
         </w:trPr>
@@ -13550,12 +12798,6 @@
         <w:gridCol w:w="3726"/>
       </w:tblGrid>
       <w:tr>
-        <w:tblPrEx>
-          <w:tblCellMar>
-            <w:top w:w="0" w:type="dxa"/>
-            <w:bottom w:w="0" w:type="dxa"/>
-          </w:tblCellMar>
-        </w:tblPrEx>
         <w:trPr>
           <w:cantSplit/>
           <w:tblHeader/>
@@ -13686,12 +12928,6 @@
         </w:tc>
       </w:tr>
       <w:tr>
-        <w:tblPrEx>
-          <w:tblCellMar>
-            <w:top w:w="0" w:type="dxa"/>
-            <w:bottom w:w="0" w:type="dxa"/>
-          </w:tblCellMar>
-        </w:tblPrEx>
         <w:trPr>
           <w:cantSplit/>
         </w:trPr>
@@ -13805,12 +13041,6 @@
         </w:tc>
       </w:tr>
       <w:tr>
-        <w:tblPrEx>
-          <w:tblCellMar>
-            <w:top w:w="0" w:type="dxa"/>
-            <w:bottom w:w="0" w:type="dxa"/>
-          </w:tblCellMar>
-        </w:tblPrEx>
         <w:trPr>
           <w:cantSplit/>
         </w:trPr>
@@ -13925,12 +13155,6 @@
         </w:tc>
       </w:tr>
       <w:tr>
-        <w:tblPrEx>
-          <w:tblCellMar>
-            <w:top w:w="0" w:type="dxa"/>
-            <w:bottom w:w="0" w:type="dxa"/>
-          </w:tblCellMar>
-        </w:tblPrEx>
         <w:trPr>
           <w:cantSplit/>
         </w:trPr>
@@ -14044,12 +13268,6 @@
         </w:tc>
       </w:tr>
       <w:tr>
-        <w:tblPrEx>
-          <w:tblCellMar>
-            <w:top w:w="0" w:type="dxa"/>
-            <w:bottom w:w="0" w:type="dxa"/>
-          </w:tblCellMar>
-        </w:tblPrEx>
         <w:trPr>
           <w:cantSplit/>
         </w:trPr>
@@ -14154,12 +13372,6 @@
         </w:tc>
       </w:tr>
       <w:tr>
-        <w:tblPrEx>
-          <w:tblCellMar>
-            <w:top w:w="0" w:type="dxa"/>
-            <w:bottom w:w="0" w:type="dxa"/>
-          </w:tblCellMar>
-        </w:tblPrEx>
         <w:trPr>
           <w:cantSplit/>
         </w:trPr>
@@ -14264,12 +13476,6 @@
         </w:tc>
       </w:tr>
       <w:tr>
-        <w:tblPrEx>
-          <w:tblCellMar>
-            <w:top w:w="0" w:type="dxa"/>
-            <w:bottom w:w="0" w:type="dxa"/>
-          </w:tblCellMar>
-        </w:tblPrEx>
         <w:trPr>
           <w:cantSplit/>
         </w:trPr>
@@ -14412,12 +13618,6 @@
         <w:gridCol w:w="3726"/>
       </w:tblGrid>
       <w:tr>
-        <w:tblPrEx>
-          <w:tblCellMar>
-            <w:top w:w="0" w:type="dxa"/>
-            <w:bottom w:w="0" w:type="dxa"/>
-          </w:tblCellMar>
-        </w:tblPrEx>
         <w:trPr>
           <w:cantSplit/>
           <w:tblHeader/>
@@ -14548,12 +13748,6 @@
         </w:tc>
       </w:tr>
       <w:tr>
-        <w:tblPrEx>
-          <w:tblCellMar>
-            <w:top w:w="0" w:type="dxa"/>
-            <w:bottom w:w="0" w:type="dxa"/>
-          </w:tblCellMar>
-        </w:tblPrEx>
         <w:trPr>
           <w:cantSplit/>
         </w:trPr>
@@ -14667,12 +13861,6 @@
         </w:tc>
       </w:tr>
       <w:tr>
-        <w:tblPrEx>
-          <w:tblCellMar>
-            <w:top w:w="0" w:type="dxa"/>
-            <w:bottom w:w="0" w:type="dxa"/>
-          </w:tblCellMar>
-        </w:tblPrEx>
         <w:trPr>
           <w:cantSplit/>
         </w:trPr>
@@ -14786,12 +13974,6 @@
         </w:tc>
       </w:tr>
       <w:tr>
-        <w:tblPrEx>
-          <w:tblCellMar>
-            <w:top w:w="0" w:type="dxa"/>
-            <w:bottom w:w="0" w:type="dxa"/>
-          </w:tblCellMar>
-        </w:tblPrEx>
         <w:trPr>
           <w:cantSplit/>
         </w:trPr>
@@ -14934,12 +14116,6 @@
         <w:gridCol w:w="3726"/>
       </w:tblGrid>
       <w:tr>
-        <w:tblPrEx>
-          <w:tblCellMar>
-            <w:top w:w="0" w:type="dxa"/>
-            <w:bottom w:w="0" w:type="dxa"/>
-          </w:tblCellMar>
-        </w:tblPrEx>
         <w:trPr>
           <w:cantSplit/>
           <w:tblHeader/>
@@ -15070,12 +14246,6 @@
         </w:tc>
       </w:tr>
       <w:tr>
-        <w:tblPrEx>
-          <w:tblCellMar>
-            <w:top w:w="0" w:type="dxa"/>
-            <w:bottom w:w="0" w:type="dxa"/>
-          </w:tblCellMar>
-        </w:tblPrEx>
         <w:trPr>
           <w:cantSplit/>
         </w:trPr>
@@ -15189,12 +14359,6 @@
         </w:tc>
       </w:tr>
       <w:tr>
-        <w:tblPrEx>
-          <w:tblCellMar>
-            <w:top w:w="0" w:type="dxa"/>
-            <w:bottom w:w="0" w:type="dxa"/>
-          </w:tblCellMar>
-        </w:tblPrEx>
         <w:trPr>
           <w:cantSplit/>
         </w:trPr>
@@ -15308,12 +14472,6 @@
         </w:tc>
       </w:tr>
       <w:tr>
-        <w:tblPrEx>
-          <w:tblCellMar>
-            <w:top w:w="0" w:type="dxa"/>
-            <w:bottom w:w="0" w:type="dxa"/>
-          </w:tblCellMar>
-        </w:tblPrEx>
         <w:trPr>
           <w:cantSplit/>
         </w:trPr>
@@ -15418,12 +14576,6 @@
         </w:tc>
       </w:tr>
       <w:tr>
-        <w:tblPrEx>
-          <w:tblCellMar>
-            <w:top w:w="0" w:type="dxa"/>
-            <w:bottom w:w="0" w:type="dxa"/>
-          </w:tblCellMar>
-        </w:tblPrEx>
         <w:trPr>
           <w:cantSplit/>
         </w:trPr>
@@ -15566,12 +14718,6 @@
         <w:gridCol w:w="3726"/>
       </w:tblGrid>
       <w:tr>
-        <w:tblPrEx>
-          <w:tblCellMar>
-            <w:top w:w="0" w:type="dxa"/>
-            <w:bottom w:w="0" w:type="dxa"/>
-          </w:tblCellMar>
-        </w:tblPrEx>
         <w:trPr>
           <w:cantSplit/>
           <w:tblHeader/>
@@ -15702,12 +14848,6 @@
         </w:tc>
       </w:tr>
       <w:tr>
-        <w:tblPrEx>
-          <w:tblCellMar>
-            <w:top w:w="0" w:type="dxa"/>
-            <w:bottom w:w="0" w:type="dxa"/>
-          </w:tblCellMar>
-        </w:tblPrEx>
         <w:trPr>
           <w:cantSplit/>
         </w:trPr>
@@ -15821,12 +14961,6 @@
         </w:tc>
       </w:tr>
       <w:tr>
-        <w:tblPrEx>
-          <w:tblCellMar>
-            <w:top w:w="0" w:type="dxa"/>
-            <w:bottom w:w="0" w:type="dxa"/>
-          </w:tblCellMar>
-        </w:tblPrEx>
         <w:trPr>
           <w:cantSplit/>
         </w:trPr>
@@ -15931,12 +15065,6 @@
         </w:tc>
       </w:tr>
       <w:tr>
-        <w:tblPrEx>
-          <w:tblCellMar>
-            <w:top w:w="0" w:type="dxa"/>
-            <w:bottom w:w="0" w:type="dxa"/>
-          </w:tblCellMar>
-        </w:tblPrEx>
         <w:trPr>
           <w:cantSplit/>
         </w:trPr>
@@ -16041,12 +15169,6 @@
         </w:tc>
       </w:tr>
       <w:tr>
-        <w:tblPrEx>
-          <w:tblCellMar>
-            <w:top w:w="0" w:type="dxa"/>
-            <w:bottom w:w="0" w:type="dxa"/>
-          </w:tblCellMar>
-        </w:tblPrEx>
         <w:trPr>
           <w:cantSplit/>
         </w:trPr>
@@ -16151,12 +15273,6 @@
         </w:tc>
       </w:tr>
       <w:tr>
-        <w:tblPrEx>
-          <w:tblCellMar>
-            <w:top w:w="0" w:type="dxa"/>
-            <w:bottom w:w="0" w:type="dxa"/>
-          </w:tblCellMar>
-        </w:tblPrEx>
         <w:trPr>
           <w:cantSplit/>
         </w:trPr>
@@ -16261,12 +15377,6 @@
         </w:tc>
       </w:tr>
       <w:tr>
-        <w:tblPrEx>
-          <w:tblCellMar>
-            <w:top w:w="0" w:type="dxa"/>
-            <w:bottom w:w="0" w:type="dxa"/>
-          </w:tblCellMar>
-        </w:tblPrEx>
         <w:trPr>
           <w:cantSplit/>
         </w:trPr>
@@ -16408,12 +15518,6 @@
         <w:gridCol w:w="4626"/>
       </w:tblGrid>
       <w:tr>
-        <w:tblPrEx>
-          <w:tblCellMar>
-            <w:top w:w="0" w:type="dxa"/>
-            <w:bottom w:w="0" w:type="dxa"/>
-          </w:tblCellMar>
-        </w:tblPrEx>
         <w:trPr>
           <w:cantSplit/>
           <w:tblHeader/>
@@ -16513,12 +15617,6 @@
         </w:tc>
       </w:tr>
       <w:tr>
-        <w:tblPrEx>
-          <w:tblCellMar>
-            <w:top w:w="0" w:type="dxa"/>
-            <w:bottom w:w="0" w:type="dxa"/>
-          </w:tblCellMar>
-        </w:tblPrEx>
         <w:trPr>
           <w:cantSplit/>
         </w:trPr>
@@ -16605,12 +15703,6 @@
         </w:tc>
       </w:tr>
       <w:tr>
-        <w:tblPrEx>
-          <w:tblCellMar>
-            <w:top w:w="0" w:type="dxa"/>
-            <w:bottom w:w="0" w:type="dxa"/>
-          </w:tblCellMar>
-        </w:tblPrEx>
         <w:trPr>
           <w:cantSplit/>
         </w:trPr>
@@ -16697,12 +15789,6 @@
         </w:tc>
       </w:tr>
       <w:tr>
-        <w:tblPrEx>
-          <w:tblCellMar>
-            <w:top w:w="0" w:type="dxa"/>
-            <w:bottom w:w="0" w:type="dxa"/>
-          </w:tblCellMar>
-        </w:tblPrEx>
         <w:trPr>
           <w:cantSplit/>
         </w:trPr>
@@ -16789,12 +15875,6 @@
         </w:tc>
       </w:tr>
       <w:tr>
-        <w:tblPrEx>
-          <w:tblCellMar>
-            <w:top w:w="0" w:type="dxa"/>
-            <w:bottom w:w="0" w:type="dxa"/>
-          </w:tblCellMar>
-        </w:tblPrEx>
         <w:trPr>
           <w:cantSplit/>
         </w:trPr>
@@ -16913,12 +15993,6 @@
         <w:gridCol w:w="6026"/>
       </w:tblGrid>
       <w:tr>
-        <w:tblPrEx>
-          <w:tblCellMar>
-            <w:top w:w="0" w:type="dxa"/>
-            <w:bottom w:w="0" w:type="dxa"/>
-          </w:tblCellMar>
-        </w:tblPrEx>
         <w:trPr>
           <w:cantSplit/>
           <w:tblHeader/>
@@ -16987,12 +16061,6 @@
         </w:tc>
       </w:tr>
       <w:tr>
-        <w:tblPrEx>
-          <w:tblCellMar>
-            <w:top w:w="0" w:type="dxa"/>
-            <w:bottom w:w="0" w:type="dxa"/>
-          </w:tblCellMar>
-        </w:tblPrEx>
         <w:trPr>
           <w:cantSplit/>
         </w:trPr>
@@ -17054,12 +16122,6 @@
         </w:tc>
       </w:tr>
       <w:tr>
-        <w:tblPrEx>
-          <w:tblCellMar>
-            <w:top w:w="0" w:type="dxa"/>
-            <w:bottom w:w="0" w:type="dxa"/>
-          </w:tblCellMar>
-        </w:tblPrEx>
         <w:trPr>
           <w:cantSplit/>
         </w:trPr>
@@ -17123,12 +16185,6 @@
         </w:tc>
       </w:tr>
       <w:tr>
-        <w:tblPrEx>
-          <w:tblCellMar>
-            <w:top w:w="0" w:type="dxa"/>
-            <w:bottom w:w="0" w:type="dxa"/>
-          </w:tblCellMar>
-        </w:tblPrEx>
         <w:trPr>
           <w:cantSplit/>
         </w:trPr>
@@ -17190,12 +16246,6 @@
         </w:tc>
       </w:tr>
       <w:tr>
-        <w:tblPrEx>
-          <w:tblCellMar>
-            <w:top w:w="0" w:type="dxa"/>
-            <w:bottom w:w="0" w:type="dxa"/>
-          </w:tblCellMar>
-        </w:tblPrEx>
         <w:trPr>
           <w:cantSplit/>
         </w:trPr>
@@ -17259,12 +16309,6 @@
         </w:tc>
       </w:tr>
       <w:tr>
-        <w:tblPrEx>
-          <w:tblCellMar>
-            <w:top w:w="0" w:type="dxa"/>
-            <w:bottom w:w="0" w:type="dxa"/>
-          </w:tblCellMar>
-        </w:tblPrEx>
         <w:trPr>
           <w:cantSplit/>
         </w:trPr>
@@ -17326,12 +16370,6 @@
         </w:tc>
       </w:tr>
       <w:tr>
-        <w:tblPrEx>
-          <w:tblCellMar>
-            <w:top w:w="0" w:type="dxa"/>
-            <w:bottom w:w="0" w:type="dxa"/>
-          </w:tblCellMar>
-        </w:tblPrEx>
         <w:trPr>
           <w:cantSplit/>
         </w:trPr>
@@ -17395,12 +16433,6 @@
         </w:tc>
       </w:tr>
       <w:tr>
-        <w:tblPrEx>
-          <w:tblCellMar>
-            <w:top w:w="0" w:type="dxa"/>
-            <w:bottom w:w="0" w:type="dxa"/>
-          </w:tblCellMar>
-        </w:tblPrEx>
         <w:trPr>
           <w:cantSplit/>
         </w:trPr>
@@ -17462,12 +16494,6 @@
         </w:tc>
       </w:tr>
       <w:tr>
-        <w:tblPrEx>
-          <w:tblCellMar>
-            <w:top w:w="0" w:type="dxa"/>
-            <w:bottom w:w="0" w:type="dxa"/>
-          </w:tblCellMar>
-        </w:tblPrEx>
         <w:trPr>
           <w:cantSplit/>
         </w:trPr>
@@ -17531,12 +16557,6 @@
         </w:tc>
       </w:tr>
       <w:tr>
-        <w:tblPrEx>
-          <w:tblCellMar>
-            <w:top w:w="0" w:type="dxa"/>
-            <w:bottom w:w="0" w:type="dxa"/>
-          </w:tblCellMar>
-        </w:tblPrEx>
         <w:trPr>
           <w:cantSplit/>
         </w:trPr>
@@ -17615,13 +16635,7 @@
         <w:rPr>
           <w:rFonts w:cs="Calibri"/>
         </w:rPr>
-        <w:t>Each purchase line is stored twice for two different purposes: purchase_detail is the bill as printed (quantity and rate), while stock_lot is the physical batch that carrie</w:t>
-      </w:r>
-      <w:r>
-        <w:rPr>
-          <w:rFonts w:cs="Calibri"/>
-        </w:rPr>
-        <w:t>s the cost and expiry date and counts down as goods are sold. Because one purchase line equals one lot, the same product may appear twice in one bill with different expiry dates.</w:t>
+        <w:t>Each purchase line is stored twice for two different purposes: purchase_detail is the bill as printed (quantity and rate), while stock_lot is the physical batch that carries the cost and expiry date and counts down as goods are sold. Because one purchase line equals one lot, the same product may appear twice in one bill with different expiry dates.</w:t>
       </w:r>
     </w:p>
     <w:p>
@@ -17701,10 +16715,7 @@
         <w:spacing w:after="60"/>
       </w:pPr>
       <w:r>
-        <w:t xml:space="preserve">Insert </w:t>
-      </w:r>
-      <w:r>
-        <w:t>the sale header (customer or walk-in, discount).</w:t>
+        <w:t>Insert the sale header (customer or walk-in, discount).</w:t>
       </w:r>
     </w:p>
     <w:p>
@@ -17730,10 +16741,7 @@
         <w:spacing w:after="60"/>
       </w:pPr>
       <w:r>
-        <w:t>Reduce qty_left of the chose</w:t>
-      </w:r>
-      <w:r>
-        <w:t>n lots and record each consumption in sale_lot (this gives exact COGS and a full audit trail).</w:t>
+        <w:t>Reduce qty_left of the chosen lots and record each consumption in sale_lot (this gives exact COGS and a full audit trail).</w:t>
       </w:r>
     </w:p>
     <w:p>
@@ -17791,12 +16799,6 @@
         <w:gridCol w:w="5726"/>
       </w:tblGrid>
       <w:tr>
-        <w:tblPrEx>
-          <w:tblCellMar>
-            <w:top w:w="0" w:type="dxa"/>
-            <w:bottom w:w="0" w:type="dxa"/>
-          </w:tblCellMar>
-        </w:tblPrEx>
         <w:trPr>
           <w:cantSplit/>
           <w:tblHeader/>
@@ -17865,12 +16867,6 @@
         </w:tc>
       </w:tr>
       <w:tr>
-        <w:tblPrEx>
-          <w:tblCellMar>
-            <w:top w:w="0" w:type="dxa"/>
-            <w:bottom w:w="0" w:type="dxa"/>
-          </w:tblCellMar>
-        </w:tblPrEx>
         <w:trPr>
           <w:cantSplit/>
         </w:trPr>
@@ -17897,15 +16893,7 @@
                 <w:sz w:val="20"/>
                 <w:szCs w:val="20"/>
               </w:rPr>
-              <w:t>products.stock_quantity, purchase_pri</w:t>
-            </w:r>
-            <w:r>
-              <w:rPr>
-                <w:rFonts w:cs="Calibri"/>
-                <w:sz w:val="20"/>
-                <w:szCs w:val="20"/>
-              </w:rPr>
-              <w:t>ce, expiry_date</w:t>
+              <w:t>products.stock_quantity, purchase_price, expiry_date</w:t>
             </w:r>
           </w:p>
         </w:tc>
@@ -17938,12 +16926,6 @@
         </w:tc>
       </w:tr>
       <w:tr>
-        <w:tblPrEx>
-          <w:tblCellMar>
-            <w:top w:w="0" w:type="dxa"/>
-            <w:bottom w:w="0" w:type="dxa"/>
-          </w:tblCellMar>
-        </w:tblPrEx>
         <w:trPr>
           <w:cantSplit/>
         </w:trPr>
@@ -18005,12 +16987,6 @@
         </w:tc>
       </w:tr>
       <w:tr>
-        <w:tblPrEx>
-          <w:tblCellMar>
-            <w:top w:w="0" w:type="dxa"/>
-            <w:bottom w:w="0" w:type="dxa"/>
-          </w:tblCellMar>
-        </w:tblPrEx>
         <w:trPr>
           <w:cantSplit/>
         </w:trPr>
@@ -18070,12 +17046,6 @@
         </w:tc>
       </w:tr>
       <w:tr>
-        <w:tblPrEx>
-          <w:tblCellMar>
-            <w:top w:w="0" w:type="dxa"/>
-            <w:bottom w:w="0" w:type="dxa"/>
-          </w:tblCellMar>
-        </w:tblPrEx>
         <w:trPr>
           <w:cantSplit/>
         </w:trPr>
@@ -18138,12 +17108,6 @@
         </w:tc>
       </w:tr>
       <w:tr>
-        <w:tblPrEx>
-          <w:tblCellMar>
-            <w:top w:w="0" w:type="dxa"/>
-            <w:bottom w:w="0" w:type="dxa"/>
-          </w:tblCellMar>
-        </w:tblPrEx>
         <w:trPr>
           <w:cantSplit/>
         </w:trPr>
@@ -18203,12 +17167,6 @@
         </w:tc>
       </w:tr>
       <w:tr>
-        <w:tblPrEx>
-          <w:tblCellMar>
-            <w:top w:w="0" w:type="dxa"/>
-            <w:bottom w:w="0" w:type="dxa"/>
-          </w:tblCellMar>
-        </w:tblPrEx>
         <w:trPr>
           <w:cantSplit/>
         </w:trPr>
@@ -18270,12 +17228,6 @@
         </w:tc>
       </w:tr>
       <w:tr>
-        <w:tblPrEx>
-          <w:tblCellMar>
-            <w:top w:w="0" w:type="dxa"/>
-            <w:bottom w:w="0" w:type="dxa"/>
-          </w:tblCellMar>
-        </w:tblPrEx>
         <w:trPr>
           <w:cantSplit/>
         </w:trPr>
@@ -18335,12 +17287,6 @@
         </w:tc>
       </w:tr>
       <w:tr>
-        <w:tblPrEx>
-          <w:tblCellMar>
-            <w:top w:w="0" w:type="dxa"/>
-            <w:bottom w:w="0" w:type="dxa"/>
-          </w:tblCellMar>
-        </w:tblPrEx>
         <w:trPr>
           <w:cantSplit/>
         </w:trPr>
@@ -18537,15 +17483,7 @@
           <w:sz w:val="18"/>
           <w:szCs w:val="18"/>
         </w:rPr>
-        <w:t>SELE</w:t>
-      </w:r>
-      <w:r>
-        <w:rPr>
-          <w:rFonts w:ascii="Consolas" w:eastAsia="Consolas" w:hAnsi="Consolas" w:cs="Consolas"/>
-          <w:sz w:val="18"/>
-          <w:szCs w:val="18"/>
-        </w:rPr>
-        <w:t>CT p.product_name, v.stock, p.minimum_stock</w:t>
+        <w:t>SELECT p.product_name, v.stock, p.minimum_stock</w:t>
       </w:r>
     </w:p>
     <w:p>
@@ -18693,15 +17631,7 @@
           <w:sz w:val="18"/>
           <w:szCs w:val="18"/>
         </w:rPr>
-        <w:t xml:space="preserve">       SUM(sl.quant</w:t>
-      </w:r>
-      <w:r>
-        <w:rPr>
-          <w:rFonts w:ascii="Consolas" w:eastAsia="Consolas" w:hAnsi="Consolas" w:cs="Consolas"/>
-          <w:sz w:val="18"/>
-          <w:szCs w:val="18"/>
-        </w:rPr>
-        <w:t>ity * l.unit_cost) AS cogs</w:t>
+        <w:t xml:space="preserve">       SUM(sl.quantity * l.unit_cost) AS cogs</w:t>
       </w:r>
     </w:p>
     <w:p>
@@ -18796,19 +17726,7 @@
         <w:rPr>
           <w:rFonts w:cs="Calibri"/>
         </w:rPr>
-        <w:t xml:space="preserve">Every </w:t>
-      </w:r>
-      <w:r>
-        <w:rPr>
-          <w:rFonts w:cs="Calibri"/>
-        </w:rPr>
-        <w:t xml:space="preserve">form below maps to an entity, attribute set or relationship of the ER diagram. Foreign keys are chosen from dropdowns (never typed), money uses number inputs with step 0.01, dates use date inputs, and required fields are validated in the browser and again </w:t>
-      </w:r>
-      <w:r>
-        <w:rPr>
-          <w:rFonts w:cs="Calibri"/>
-        </w:rPr>
-        <w:t>in PHP.</w:t>
+        <w:t>Every form below maps to an entity, attribute set or relationship of the ER diagram. Foreign keys are chosen from dropdowns (never typed), money uses number inputs with step 0.01, dates use date inputs, and required fields are validated in the browser and again in PHP.</w:t>
       </w:r>
     </w:p>
     <w:tbl>
@@ -18835,12 +17753,6 @@
         <w:gridCol w:w="2726"/>
       </w:tblGrid>
       <w:tr>
-        <w:tblPrEx>
-          <w:tblCellMar>
-            <w:top w:w="0" w:type="dxa"/>
-            <w:bottom w:w="0" w:type="dxa"/>
-          </w:tblCellMar>
-        </w:tblPrEx>
         <w:trPr>
           <w:cantSplit/>
           <w:tblHeader/>
@@ -18971,12 +17883,6 @@
         </w:tc>
       </w:tr>
       <w:tr>
-        <w:tblPrEx>
-          <w:tblCellMar>
-            <w:top w:w="0" w:type="dxa"/>
-            <w:bottom w:w="0" w:type="dxa"/>
-          </w:tblCellMar>
-        </w:tblPrEx>
         <w:trPr>
           <w:cantSplit/>
         </w:trPr>
@@ -19090,12 +17996,6 @@
         </w:tc>
       </w:tr>
       <w:tr>
-        <w:tblPrEx>
-          <w:tblCellMar>
-            <w:top w:w="0" w:type="dxa"/>
-            <w:bottom w:w="0" w:type="dxa"/>
-          </w:tblCellMar>
-        </w:tblPrEx>
         <w:trPr>
           <w:cantSplit/>
         </w:trPr>
@@ -19214,12 +18114,6 @@
         </w:tc>
       </w:tr>
       <w:tr>
-        <w:tblPrEx>
-          <w:tblCellMar>
-            <w:top w:w="0" w:type="dxa"/>
-            <w:bottom w:w="0" w:type="dxa"/>
-          </w:tblCellMar>
-        </w:tblPrEx>
         <w:trPr>
           <w:cantSplit/>
         </w:trPr>
@@ -19333,12 +18227,6 @@
         </w:tc>
       </w:tr>
       <w:tr>
-        <w:tblPrEx>
-          <w:tblCellMar>
-            <w:top w:w="0" w:type="dxa"/>
-            <w:bottom w:w="0" w:type="dxa"/>
-          </w:tblCellMar>
-        </w:tblPrEx>
         <w:trPr>
           <w:cantSplit/>
         </w:trPr>
@@ -19456,12 +18344,6 @@
         </w:tc>
       </w:tr>
       <w:tr>
-        <w:tblPrEx>
-          <w:tblCellMar>
-            <w:top w:w="0" w:type="dxa"/>
-            <w:bottom w:w="0" w:type="dxa"/>
-          </w:tblCellMar>
-        </w:tblPrEx>
         <w:trPr>
           <w:cantSplit/>
         </w:trPr>
@@ -19575,12 +18457,6 @@
         </w:tc>
       </w:tr>
       <w:tr>
-        <w:tblPrEx>
-          <w:tblCellMar>
-            <w:top w:w="0" w:type="dxa"/>
-            <w:bottom w:w="0" w:type="dxa"/>
-          </w:tblCellMar>
-        </w:tblPrEx>
         <w:trPr>
           <w:cantSplit/>
         </w:trPr>
@@ -19698,12 +18574,6 @@
         </w:tc>
       </w:tr>
       <w:tr>
-        <w:tblPrEx>
-          <w:tblCellMar>
-            <w:top w:w="0" w:type="dxa"/>
-            <w:bottom w:w="0" w:type="dxa"/>
-          </w:tblCellMar>
-        </w:tblPrEx>
         <w:trPr>
           <w:cantSplit/>
         </w:trPr>
@@ -19817,12 +18687,6 @@
         </w:tc>
       </w:tr>
       <w:tr>
-        <w:tblPrEx>
-          <w:tblCellMar>
-            <w:top w:w="0" w:type="dxa"/>
-            <w:bottom w:w="0" w:type="dxa"/>
-          </w:tblCellMar>
-        </w:tblPrEx>
         <w:trPr>
           <w:cantSplit/>
         </w:trPr>
@@ -19940,12 +18804,6 @@
         </w:tc>
       </w:tr>
       <w:tr>
-        <w:tblPrEx>
-          <w:tblCellMar>
-            <w:top w:w="0" w:type="dxa"/>
-            <w:bottom w:w="0" w:type="dxa"/>
-          </w:tblCellMar>
-        </w:tblPrEx>
         <w:trPr>
           <w:cantSplit/>
         </w:trPr>
@@ -20059,12 +18917,6 @@
         </w:tc>
       </w:tr>
       <w:tr>
-        <w:tblPrEx>
-          <w:tblCellMar>
-            <w:top w:w="0" w:type="dxa"/>
-            <w:bottom w:w="0" w:type="dxa"/>
-          </w:tblCellMar>
-        </w:tblPrEx>
         <w:trPr>
           <w:cantSplit/>
         </w:trPr>
@@ -20182,12 +19034,6 @@
         </w:tc>
       </w:tr>
       <w:tr>
-        <w:tblPrEx>
-          <w:tblCellMar>
-            <w:top w:w="0" w:type="dxa"/>
-            <w:bottom w:w="0" w:type="dxa"/>
-          </w:tblCellMar>
-        </w:tblPrEx>
         <w:trPr>
           <w:cantSplit/>
         </w:trPr>
@@ -20301,12 +19147,6 @@
         </w:tc>
       </w:tr>
       <w:tr>
-        <w:tblPrEx>
-          <w:tblCellMar>
-            <w:top w:w="0" w:type="dxa"/>
-            <w:bottom w:w="0" w:type="dxa"/>
-          </w:tblCellMar>
-        </w:tblPrEx>
         <w:trPr>
           <w:cantSplit/>
         </w:trPr>
@@ -20424,12 +19264,6 @@
         </w:tc>
       </w:tr>
       <w:tr>
-        <w:tblPrEx>
-          <w:tblCellMar>
-            <w:top w:w="0" w:type="dxa"/>
-            <w:bottom w:w="0" w:type="dxa"/>
-          </w:tblCellMar>
-        </w:tblPrEx>
         <w:trPr>
           <w:cantSplit/>
         </w:trPr>
@@ -20560,13 +19394,7 @@
         <w:rPr>
           <w:rFonts w:cs="Calibri"/>
         </w:rPr>
-        <w:t>Every form validates instantly in JavaScript and every API endpoint re-validates in PHP before touching the database. Invalid input gets HTTP 422 with a message; ghost foreign keys get 422 instead of a database error; overselling gets 409. The CHECK constr</w:t>
-      </w:r>
-      <w:r>
-        <w:rPr>
-          <w:rFonts w:cs="Calibri"/>
-        </w:rPr>
-        <w:t>aints in the schema are a last line of defence.</w:t>
+        <w:t>Every form validates instantly in JavaScript and every API endpoint re-validates in PHP before touching the database. Invalid input gets HTTP 422 with a message; ghost foreign keys get 422 instead of a database error; overselling gets 409. The CHECK constraints in the schema are a last line of defence.</w:t>
       </w:r>
     </w:p>
     <w:tbl>
@@ -20592,12 +19420,6 @@
         <w:gridCol w:w="1800"/>
       </w:tblGrid>
       <w:tr>
-        <w:tblPrEx>
-          <w:tblCellMar>
-            <w:top w:w="0" w:type="dxa"/>
-            <w:bottom w:w="0" w:type="dxa"/>
-          </w:tblCellMar>
-        </w:tblPrEx>
         <w:trPr>
           <w:cantSplit/>
           <w:tblHeader/>
@@ -20697,12 +19519,6 @@
         </w:tc>
       </w:tr>
       <w:tr>
-        <w:tblPrEx>
-          <w:tblCellMar>
-            <w:top w:w="0" w:type="dxa"/>
-            <w:bottom w:w="0" w:type="dxa"/>
-          </w:tblCellMar>
-        </w:tblPrEx>
         <w:trPr>
           <w:cantSplit/>
         </w:trPr>
@@ -20789,12 +19605,6 @@
         </w:tc>
       </w:tr>
       <w:tr>
-        <w:tblPrEx>
-          <w:tblCellMar>
-            <w:top w:w="0" w:type="dxa"/>
-            <w:bottom w:w="0" w:type="dxa"/>
-          </w:tblCellMar>
-        </w:tblPrEx>
         <w:trPr>
           <w:cantSplit/>
         </w:trPr>
@@ -20885,12 +19695,6 @@
         </w:tc>
       </w:tr>
       <w:tr>
-        <w:tblPrEx>
-          <w:tblCellMar>
-            <w:top w:w="0" w:type="dxa"/>
-            <w:bottom w:w="0" w:type="dxa"/>
-          </w:tblCellMar>
-        </w:tblPrEx>
         <w:trPr>
           <w:cantSplit/>
         </w:trPr>
@@ -20977,12 +19781,6 @@
         </w:tc>
       </w:tr>
       <w:tr>
-        <w:tblPrEx>
-          <w:tblCellMar>
-            <w:top w:w="0" w:type="dxa"/>
-            <w:bottom w:w="0" w:type="dxa"/>
-          </w:tblCellMar>
-        </w:tblPrEx>
         <w:trPr>
           <w:cantSplit/>
         </w:trPr>
@@ -21072,12 +19870,6 @@
         </w:tc>
       </w:tr>
       <w:tr>
-        <w:tblPrEx>
-          <w:tblCellMar>
-            <w:top w:w="0" w:type="dxa"/>
-            <w:bottom w:w="0" w:type="dxa"/>
-          </w:tblCellMar>
-        </w:tblPrEx>
         <w:trPr>
           <w:cantSplit/>
         </w:trPr>
@@ -21164,12 +19956,6 @@
         </w:tc>
       </w:tr>
       <w:tr>
-        <w:tblPrEx>
-          <w:tblCellMar>
-            <w:top w:w="0" w:type="dxa"/>
-            <w:bottom w:w="0" w:type="dxa"/>
-          </w:tblCellMar>
-        </w:tblPrEx>
         <w:trPr>
           <w:cantSplit/>
         </w:trPr>
@@ -21259,12 +20045,6 @@
         </w:tc>
       </w:tr>
       <w:tr>
-        <w:tblPrEx>
-          <w:tblCellMar>
-            <w:top w:w="0" w:type="dxa"/>
-            <w:bottom w:w="0" w:type="dxa"/>
-          </w:tblCellMar>
-        </w:tblPrEx>
         <w:trPr>
           <w:cantSplit/>
         </w:trPr>
@@ -21351,12 +20131,6 @@
         </w:tc>
       </w:tr>
       <w:tr>
-        <w:tblPrEx>
-          <w:tblCellMar>
-            <w:top w:w="0" w:type="dxa"/>
-            <w:bottom w:w="0" w:type="dxa"/>
-          </w:tblCellMar>
-        </w:tblPrEx>
         <w:trPr>
           <w:cantSplit/>
         </w:trPr>
@@ -21463,13 +20237,7 @@
         <w:rPr>
           <w:rFonts w:cs="Calibri"/>
         </w:rPr>
-        <w:t xml:space="preserve">The backend detects the role from the account itself (admin → Owner, manager → Manager, staff → Cashier). Owner sees everything; Manager sees everything except Expenses; Cashier gets a separate Cashier Dashboard (today's bills, cash and due only) plus New </w:t>
-      </w:r>
-      <w:r>
-        <w:rPr>
-          <w:rFonts w:cs="Calibri"/>
-        </w:rPr>
-        <w:t>Sale and Customers — never profit, purchase cost, expenses or reports. Typing a restricted page URL bounces the user to their home page.</w:t>
+        <w:t>The backend detects the role from the account itself (admin → Owner, manager → Manager, staff → Cashier). Owner sees everything; Manager sees everything except Expenses; Cashier gets a separate Cashier Dashboard (today's bills, cash and due only) plus New Sale and Customers — never profit, purchase cost, expenses or reports. Typing a restricted page URL bounces the user to their home page.</w:t>
       </w:r>
     </w:p>
     <w:p>
@@ -21506,8 +20274,6 @@
       <w:r>
         <w:t xml:space="preserve">Copy the project folder to C:\xampp\htdocs\ </w:t>
       </w:r>
-      <w:bookmarkStart w:id="0" w:name="_GoBack"/>
-      <w:bookmarkEnd w:id="0"/>
     </w:p>
     <w:p>
       <w:pPr>
@@ -21532,10 +20298,7 @@
         <w:spacing w:after="60"/>
       </w:pPr>
       <w:r>
-        <w:t>Open the site in the browser and sign in — Owne</w:t>
-      </w:r>
-      <w:r>
-        <w:t>r: admin / admin123 (manager and cashier accounts are also seeded).</w:t>
+        <w:t>Open the site in the browser and sign in — Owner: admin / admin123 (manager and cashier accounts are also seeded).</w:t>
       </w:r>
     </w:p>
     <w:p>
@@ -21631,7 +20394,7 @@
         <w:sz w:val="18"/>
         <w:szCs w:val="18"/>
       </w:rPr>
-      <w:t>3</w:t>
+      <w:t>1</w:t>
     </w:r>
     <w:r>
       <w:rPr>
@@ -21761,7 +20524,7 @@
         <w:sz w:val="18"/>
         <w:szCs w:val="18"/>
       </w:rPr>
-      <w:t>10</w:t>
+      <w:t>13</w:t>
     </w:r>
     <w:r>
       <w:rPr>

--- a/documentation/GMS_Requirement_Analysis_and_Design.docx
+++ b/documentation/GMS_Requirement_Analysis_and_Design.docx
@@ -1889,7 +1889,93 @@
                 <w:sz w:val="20"/>
                 <w:szCs w:val="20"/>
               </w:rPr>
-              <w:t>app_user.role</w:t>
+              <w:t xml:space="preserve">app_user.role (admin / manager / staff)</w:t>
+            </w:r>
+          </w:p>
+        </w:tc>
+      </w:tr>
+      <w:tr>
+        <w:trPr>
+          <w:cantSplit/>
+        </w:trPr>
+        <w:tc>
+          <w:tcPr>
+            <w:tcW w:w="700" w:type="dxa"/>
+            <w:tcBorders>
+              <w:top w:val="single" w:sz="4" w:space="0" w:color="BFBFBF"/>
+              <w:left w:val="single" w:sz="4" w:space="0" w:color="BFBFBF"/>
+              <w:bottom w:val="single" w:sz="4" w:space="0" w:color="BFBFBF"/>
+              <w:right w:val="single" w:sz="4" w:space="0" w:color="BFBFBF"/>
+            </w:tcBorders>
+            <w:tcMar>
+              <w:top w:w="60" w:type="dxa"/>
+              <w:left w:w="100" w:type="dxa"/>
+              <w:bottom w:w="60" w:type="dxa"/>
+              <w:right w:w="100" w:type="dxa"/>
+            </w:tcMar>
+          </w:tcPr>
+          <w:p>
+            <w:r>
+              <w:rPr>
+                <w:rFonts w:cs="Calibri"/>
+                <w:sz w:val="20"/>
+                <w:szCs w:val="20"/>
+              </w:rPr>
+              <w:t xml:space="preserve">R10</w:t>
+            </w:r>
+          </w:p>
+        </w:tc>
+        <w:tc>
+          <w:tcPr>
+            <w:tcW w:w="4300" w:type="dxa"/>
+            <w:tcBorders>
+              <w:top w:val="single" w:sz="4" w:space="0" w:color="BFBFBF"/>
+              <w:left w:val="single" w:sz="4" w:space="0" w:color="BFBFBF"/>
+              <w:bottom w:val="single" w:sz="4" w:space="0" w:color="BFBFBF"/>
+              <w:right w:val="single" w:sz="4" w:space="0" w:color="BFBFBF"/>
+            </w:tcBorders>
+            <w:tcMar>
+              <w:top w:w="60" w:type="dxa"/>
+              <w:left w:w="100" w:type="dxa"/>
+              <w:bottom w:w="60" w:type="dxa"/>
+              <w:right w:w="100" w:type="dxa"/>
+            </w:tcMar>
+          </w:tcPr>
+          <w:p>
+            <w:r>
+              <w:rPr>
+                <w:rFonts w:cs="Calibri"/>
+                <w:sz w:val="20"/>
+                <w:szCs w:val="20"/>
+              </w:rPr>
+              <w:t xml:space="preserve">Record which user entered each sale, purchase and expense, so every transaction can be traced to a person</w:t>
+            </w:r>
+          </w:p>
+        </w:tc>
+        <w:tc>
+          <w:tcPr>
+            <w:tcW w:w="4026" w:type="dxa"/>
+            <w:tcBorders>
+              <w:top w:val="single" w:sz="4" w:space="0" w:color="BFBFBF"/>
+              <w:left w:val="single" w:sz="4" w:space="0" w:color="BFBFBF"/>
+              <w:bottom w:val="single" w:sz="4" w:space="0" w:color="BFBFBF"/>
+              <w:right w:val="single" w:sz="4" w:space="0" w:color="BFBFBF"/>
+            </w:tcBorders>
+            <w:tcMar>
+              <w:top w:w="60" w:type="dxa"/>
+              <w:left w:w="100" w:type="dxa"/>
+              <w:bottom w:w="60" w:type="dxa"/>
+              <w:right w:w="100" w:type="dxa"/>
+            </w:tcMar>
+          </w:tcPr>
+          <w:p>
+            <w:r>
+              <w:rPr>
+                <w:rFonts w:cs="Calibri"/>
+                <w:sz w:val="20"/>
+                <w:szCs w:val="20"/>
+              </w:rPr>
+              <w:t xml:space="preserve">sale.user_id, purchase.user_id, expense.user_id → app_user</w:t>
             </w:r>
           </w:p>
         </w:tc>
@@ -1925,7 +2011,7 @@
         <w:rPr>
           <w:rFonts w:cs="Calibri"/>
         </w:rPr>
-        <w:t>The diagram below shows all entities, attributes and relationships of the system. Primary key attributes are bold and underlined; foreign key attributes are in italics. The diamonds are relationships with their cardinality (1 : M).</w:t>
+        <w:t xml:space="preserve">The diagram below shows all entities, attributes and relationships of the system. Primary key attributes are bold and underlined. Foreign keys are not drawn as attributes; the diamonds are the relationships, with their cardinality (1 : M), and the foreign key columns that implement them are listed in Section 3.</w:t>
       </w:r>
     </w:p>
     <w:p>
@@ -1940,7 +2026,7 @@
         </w:rPr>
         <w:drawing>
           <wp:inline distT="0" distB="0" distL="0" distR="0">
-            <wp:extent cx="8382000" cy="5108953"/>
+            <wp:extent cx="8382000" cy="4693920"/>
             <wp:effectExtent l="0" t="0" r="0" b="0"/>
             <wp:docPr id="1" name="er" descr="ER diagram of the Grocery Management System" title="ER diagram"/>
             <wp:cNvGraphicFramePr>
@@ -1965,7 +2051,7 @@
                   <pic:spPr bwMode="auto">
                     <a:xfrm>
                       <a:off x="0" y="0"/>
-                      <a:ext cx="8382000" cy="5108953"/>
+                      <a:ext cx="8382000" cy="4693920"/>
                     </a:xfrm>
                     <a:prstGeom prst="rect">
                       <a:avLst/>
@@ -1990,7 +2076,7 @@
           <w:sz w:val="20"/>
           <w:szCs w:val="20"/>
         </w:rPr>
-        <w:t>Figure 1: ER diagram — 14 entities. app_user and expense are standalone; the rest form the purchase / stock-lot / sale chain around product.</w:t>
+        <w:t xml:space="preserve">Figure 1: ER diagram — 14 entities. app_user records every sale, purchase and expense (1 : M each); the rest form the purchase / stock-lot / sale chain around product.</w:t>
       </w:r>
     </w:p>
     <w:p>
@@ -3299,7 +3385,7 @@
                 <w:sz w:val="20"/>
                 <w:szCs w:val="20"/>
               </w:rPr>
-              <w:t>app_user (standalone)</w:t>
+              <w:t xml:space="preserve">app_user → sale</w:t>
             </w:r>
           </w:p>
         </w:tc>
@@ -3327,7 +3413,7 @@
                 <w:sz w:val="20"/>
                 <w:szCs w:val="20"/>
               </w:rPr>
-              <w:t>—</w:t>
+              <w:t xml:space="preserve">1 : N</w:t>
             </w:r>
           </w:p>
         </w:tc>
@@ -3355,7 +3441,7 @@
                 <w:sz w:val="20"/>
                 <w:szCs w:val="20"/>
               </w:rPr>
-              <w:t>Login accounts with roles admin / manager / staff.</w:t>
+              <w:t xml:space="preserve">One user records many sales; every sale stores the user who rang it up (taken from the login session).</w:t>
             </w:r>
           </w:p>
         </w:tc>
@@ -3387,7 +3473,7 @@
                 <w:sz w:val="20"/>
                 <w:szCs w:val="20"/>
               </w:rPr>
-              <w:t>expense (standalone)</w:t>
+              <w:t xml:space="preserve">app_user → purchase</w:t>
             </w:r>
           </w:p>
         </w:tc>
@@ -3414,7 +3500,7 @@
                 <w:sz w:val="20"/>
                 <w:szCs w:val="20"/>
               </w:rPr>
-              <w:t>—</w:t>
+              <w:t xml:space="preserve">1 : N</w:t>
             </w:r>
           </w:p>
         </w:tc>
@@ -3441,7 +3527,93 @@
                 <w:sz w:val="20"/>
                 <w:szCs w:val="20"/>
               </w:rPr>
-              <w:t>Shop running costs (rent, electricity, transport).</w:t>
+              <w:t xml:space="preserve">One user records many purchase bills; every purchase stores the user who entered it.</w:t>
+            </w:r>
+          </w:p>
+        </w:tc>
+      </w:tr>
+      <w:tr>
+        <w:trPr>
+          <w:cantSplit/>
+        </w:trPr>
+        <w:tc>
+          <w:tcPr>
+            <w:tcW w:w="2900" w:type="dxa"/>
+            <w:tcBorders>
+              <w:top w:val="single" w:sz="4" w:space="0" w:color="BFBFBF"/>
+              <w:left w:val="single" w:sz="4" w:space="0" w:color="BFBFBF"/>
+              <w:bottom w:val="single" w:sz="4" w:space="0" w:color="BFBFBF"/>
+              <w:right w:val="single" w:sz="4" w:space="0" w:color="BFBFBF"/>
+            </w:tcBorders>
+            <w:tcMar>
+              <w:top w:w="60" w:type="dxa"/>
+              <w:left w:w="100" w:type="dxa"/>
+              <w:bottom w:w="60" w:type="dxa"/>
+              <w:right w:w="100" w:type="dxa"/>
+            </w:tcMar>
+          </w:tcPr>
+          <w:p>
+            <w:r>
+              <w:rPr>
+                <w:rFonts w:cs="Calibri"/>
+                <w:sz w:val="20"/>
+                <w:szCs w:val="20"/>
+              </w:rPr>
+              <w:t xml:space="preserve">app_user → expense</w:t>
+            </w:r>
+          </w:p>
+        </w:tc>
+        <w:tc>
+          <w:tcPr>
+            <w:tcW w:w="1500" w:type="dxa"/>
+            <w:tcBorders>
+              <w:top w:val="single" w:sz="4" w:space="0" w:color="BFBFBF"/>
+              <w:left w:val="single" w:sz="4" w:space="0" w:color="BFBFBF"/>
+              <w:bottom w:val="single" w:sz="4" w:space="0" w:color="BFBFBF"/>
+              <w:right w:val="single" w:sz="4" w:space="0" w:color="BFBFBF"/>
+            </w:tcBorders>
+            <w:tcMar>
+              <w:top w:w="60" w:type="dxa"/>
+              <w:left w:w="100" w:type="dxa"/>
+              <w:bottom w:w="60" w:type="dxa"/>
+              <w:right w:w="100" w:type="dxa"/>
+            </w:tcMar>
+          </w:tcPr>
+          <w:p>
+            <w:r>
+              <w:rPr>
+                <w:rFonts w:cs="Calibri"/>
+                <w:sz w:val="20"/>
+                <w:szCs w:val="20"/>
+              </w:rPr>
+              <w:t xml:space="preserve">1 : N</w:t>
+            </w:r>
+          </w:p>
+        </w:tc>
+        <w:tc>
+          <w:tcPr>
+            <w:tcW w:w="4626" w:type="dxa"/>
+            <w:tcBorders>
+              <w:top w:val="single" w:sz="4" w:space="0" w:color="BFBFBF"/>
+              <w:left w:val="single" w:sz="4" w:space="0" w:color="BFBFBF"/>
+              <w:bottom w:val="single" w:sz="4" w:space="0" w:color="BFBFBF"/>
+              <w:right w:val="single" w:sz="4" w:space="0" w:color="BFBFBF"/>
+            </w:tcBorders>
+            <w:tcMar>
+              <w:top w:w="60" w:type="dxa"/>
+              <w:left w:w="100" w:type="dxa"/>
+              <w:bottom w:w="60" w:type="dxa"/>
+              <w:right w:w="100" w:type="dxa"/>
+            </w:tcMar>
+          </w:tcPr>
+          <w:p>
+            <w:r>
+              <w:rPr>
+                <w:rFonts w:cs="Calibri"/>
+                <w:sz w:val="20"/>
+                <w:szCs w:val="20"/>
+              </w:rPr>
+              <w:t xml:space="preserve">One user records many expenses; every expense stores the user who entered it.</w:t>
             </w:r>
           </w:p>
         </w:tc>
@@ -3464,7 +3636,7 @@
         <w:rPr>
           <w:rFonts w:cs="Calibri"/>
         </w:rPr>
-        <w:t>Primary keys are surrogate integer IDs (AUTO_INCREMENT); the two link tables (product_supplier, sale_lot) use composite primary keys. Foreign keys enforce referential integrity with ON DELETE RESTRICT for business history (products in bills or lots, suppliers with purchases), CASCADE for rows that cannot exist without their parent (bill lines, payments, product–supplier links) and SET NULL where history must survive (a deleted customer or category). Money uses DECIMAL, dates use DATE/DATETIME, roles use ENUM, and CHECK constraints keep quantities positive and prices non-negative.</w:t>
+        <w:t xml:space="preserve">Primary keys are surrogate integer IDs (AUTO_INCREMENT); the two link tables (product_supplier, sale_lot) use composite primary keys. Foreign keys enforce referential integrity with ON DELETE RESTRICT for business history (products in bills or lots, suppliers with purchases, users who recorded a sale, purchase or expense), CASCADE for rows that cannot exist without their parent (bill lines, payments, product–supplier links) and SET NULL where history must survive (a deleted customer or category). Money uses DECIMAL, dates use DATE/DATETIME, roles use ENUM, and CHECK constraints keep quantities positive and prices non-negative.</w:t>
       </w:r>
     </w:p>
     <w:p>
@@ -3476,13 +3648,8 @@
           <w:rFonts w:cs="Calibri"/>
         </w:rPr>
         <w:t xml:space="preserve">Design principle: every table stores only independent facts. Anything that can be computed — bill totals, amount paid, due, stock, average cost, nearest expiry, cost of goods sold — is derived at read time and never stored, so it can never become inconsistent. The schema is in 3NF: every non-key </w:t>
-      </w:r>
-      <w:r>
-        <w:rPr>
-          <w:rFonts w:cs="Calibri"/>
-        </w:rPr>
         <w:lastRenderedPageBreak/>
-        <w:t>attribute depends only on its own table's key, order lines live in detail tables, and there are no repeating groups or transitive dependencies.</w:t>
+        <w:t xml:space="preserve">attribute depends only on its own table's key, order lines live in detail tables, and there are no repeating groups or transitive dependencies. The user who performed a transaction is stored once, as user_id on the header row (sale, purchase, expense); bill lines, payments and lots reach the user through their header, so the value is never copied.</w:t>
       </w:r>
     </w:p>
     <w:tbl>
@@ -3694,7 +3861,7 @@
                 <w:sz w:val="20"/>
                 <w:szCs w:val="20"/>
               </w:rPr>
-              <w:t>Login accounts and roles</w:t>
+              <w:t xml:space="preserve">Login accounts, roles; owner of each transaction</w:t>
             </w:r>
           </w:p>
         </w:tc>
@@ -4450,7 +4617,7 @@
                 <w:sz w:val="20"/>
                 <w:szCs w:val="20"/>
               </w:rPr>
-              <w:t>supplier_id (NN)</w:t>
+              <w:t xml:space="preserve">supplier_id (NN), user_id (NN)</w:t>
             </w:r>
           </w:p>
         </w:tc>
@@ -4803,7 +4970,7 @@
                 <w:sz w:val="20"/>
                 <w:szCs w:val="20"/>
               </w:rPr>
-              <w:t>customer_id</w:t>
+              <w:t xml:space="preserve">customer_id, user_id (NN)</w:t>
             </w:r>
           </w:p>
         </w:tc>
@@ -5271,7 +5438,7 @@
                 <w:sz w:val="20"/>
                 <w:szCs w:val="20"/>
               </w:rPr>
-              <w:t>—</w:t>
+              <w:t xml:space="preserve">user_id (NN)</w:t>
             </w:r>
           </w:p>
         </w:tc>
@@ -5910,6 +6077,119 @@
                 <w:sz w:val="20"/>
                 <w:szCs w:val="20"/>
               </w:rPr>
+              <w:t xml:space="preserve">email</w:t>
+            </w:r>
+          </w:p>
+        </w:tc>
+        <w:tc>
+          <w:tcPr>
+            <w:tcW w:w="2300" w:type="dxa"/>
+            <w:tcBorders>
+              <w:top w:val="single" w:sz="4" w:space="0" w:color="BFBFBF"/>
+              <w:left w:val="single" w:sz="4" w:space="0" w:color="BFBFBF"/>
+              <w:bottom w:val="single" w:sz="4" w:space="0" w:color="BFBFBF"/>
+              <w:right w:val="single" w:sz="4" w:space="0" w:color="BFBFBF"/>
+            </w:tcBorders>
+            <w:tcMar>
+              <w:top w:w="60" w:type="dxa"/>
+              <w:left w:w="100" w:type="dxa"/>
+              <w:bottom w:w="60" w:type="dxa"/>
+              <w:right w:w="100" w:type="dxa"/>
+            </w:tcMar>
+          </w:tcPr>
+          <w:p>
+            <w:r>
+              <w:rPr>
+                <w:rFonts w:cs="Calibri"/>
+                <w:sz w:val="20"/>
+                <w:szCs w:val="20"/>
+              </w:rPr>
+              <w:t xml:space="preserve">varchar(100)</w:t>
+            </w:r>
+          </w:p>
+        </w:tc>
+        <w:tc>
+          <w:tcPr>
+            <w:tcW w:w="900" w:type="dxa"/>
+            <w:tcBorders>
+              <w:top w:val="single" w:sz="4" w:space="0" w:color="BFBFBF"/>
+              <w:left w:val="single" w:sz="4" w:space="0" w:color="BFBFBF"/>
+              <w:bottom w:val="single" w:sz="4" w:space="0" w:color="BFBFBF"/>
+              <w:right w:val="single" w:sz="4" w:space="0" w:color="BFBFBF"/>
+            </w:tcBorders>
+            <w:tcMar>
+              <w:top w:w="60" w:type="dxa"/>
+              <w:left w:w="100" w:type="dxa"/>
+              <w:bottom w:w="60" w:type="dxa"/>
+              <w:right w:w="100" w:type="dxa"/>
+            </w:tcMar>
+          </w:tcPr>
+          <w:p>
+            <w:r>
+              <w:rPr>
+                <w:rFonts w:cs="Calibri"/>
+                <w:sz w:val="20"/>
+                <w:szCs w:val="20"/>
+              </w:rPr>
+              <w:t xml:space="preserve"/>
+            </w:r>
+          </w:p>
+        </w:tc>
+        <w:tc>
+          <w:tcPr>
+            <w:tcW w:w="3726" w:type="dxa"/>
+            <w:tcBorders>
+              <w:top w:val="single" w:sz="4" w:space="0" w:color="BFBFBF"/>
+              <w:left w:val="single" w:sz="4" w:space="0" w:color="BFBFBF"/>
+              <w:bottom w:val="single" w:sz="4" w:space="0" w:color="BFBFBF"/>
+              <w:right w:val="single" w:sz="4" w:space="0" w:color="BFBFBF"/>
+            </w:tcBorders>
+            <w:tcMar>
+              <w:top w:w="60" w:type="dxa"/>
+              <w:left w:w="100" w:type="dxa"/>
+              <w:bottom w:w="60" w:type="dxa"/>
+              <w:right w:w="100" w:type="dxa"/>
+            </w:tcMar>
+          </w:tcPr>
+          <w:p>
+            <w:r>
+              <w:rPr>
+                <w:rFonts w:cs="Calibri"/>
+                <w:sz w:val="20"/>
+                <w:szCs w:val="20"/>
+              </w:rPr>
+              <w:t xml:space="preserve">nullable; where the password-reset code is e-mailed</w:t>
+            </w:r>
+          </w:p>
+        </w:tc>
+      </w:tr>
+      <w:tr>
+        <w:trPr>
+          <w:cantSplit/>
+        </w:trPr>
+        <w:tc>
+          <w:tcPr>
+            <w:tcW w:w="2100" w:type="dxa"/>
+            <w:tcBorders>
+              <w:top w:val="single" w:sz="4" w:space="0" w:color="BFBFBF"/>
+              <w:left w:val="single" w:sz="4" w:space="0" w:color="BFBFBF"/>
+              <w:bottom w:val="single" w:sz="4" w:space="0" w:color="BFBFBF"/>
+              <w:right w:val="single" w:sz="4" w:space="0" w:color="BFBFBF"/>
+            </w:tcBorders>
+            <w:tcMar>
+              <w:top w:w="60" w:type="dxa"/>
+              <w:left w:w="100" w:type="dxa"/>
+              <w:bottom w:w="60" w:type="dxa"/>
+              <w:right w:w="100" w:type="dxa"/>
+            </w:tcMar>
+          </w:tcPr>
+          <w:p>
+            <w:r>
+              <w:rPr>
+                <w:rFonts w:cs="Calibri"/>
+                <w:sz w:val="20"/>
+                <w:szCs w:val="20"/>
+              </w:rPr>
               <w:t>role</w:t>
             </w:r>
           </w:p>
@@ -5983,6 +6263,119 @@
                 <w:szCs w:val="20"/>
               </w:rPr>
               <w:t>NOT NULL, DEFAULT 'admin'</w:t>
+            </w:r>
+          </w:p>
+        </w:tc>
+      </w:tr>
+      <w:tr>
+        <w:trPr>
+          <w:cantSplit/>
+        </w:trPr>
+        <w:tc>
+          <w:tcPr>
+            <w:tcW w:w="2100" w:type="dxa"/>
+            <w:tcBorders>
+              <w:top w:val="single" w:sz="4" w:space="0" w:color="BFBFBF"/>
+              <w:left w:val="single" w:sz="4" w:space="0" w:color="BFBFBF"/>
+              <w:bottom w:val="single" w:sz="4" w:space="0" w:color="BFBFBF"/>
+              <w:right w:val="single" w:sz="4" w:space="0" w:color="BFBFBF"/>
+            </w:tcBorders>
+            <w:tcMar>
+              <w:top w:w="60" w:type="dxa"/>
+              <w:left w:w="100" w:type="dxa"/>
+              <w:bottom w:w="60" w:type="dxa"/>
+              <w:right w:w="100" w:type="dxa"/>
+            </w:tcMar>
+          </w:tcPr>
+          <w:p>
+            <w:r>
+              <w:rPr>
+                <w:rFonts w:cs="Calibri"/>
+                <w:sz w:val="20"/>
+                <w:szCs w:val="20"/>
+              </w:rPr>
+              <w:t xml:space="preserve">is_active</w:t>
+            </w:r>
+          </w:p>
+        </w:tc>
+        <w:tc>
+          <w:tcPr>
+            <w:tcW w:w="2300" w:type="dxa"/>
+            <w:tcBorders>
+              <w:top w:val="single" w:sz="4" w:space="0" w:color="BFBFBF"/>
+              <w:left w:val="single" w:sz="4" w:space="0" w:color="BFBFBF"/>
+              <w:bottom w:val="single" w:sz="4" w:space="0" w:color="BFBFBF"/>
+              <w:right w:val="single" w:sz="4" w:space="0" w:color="BFBFBF"/>
+            </w:tcBorders>
+            <w:tcMar>
+              <w:top w:w="60" w:type="dxa"/>
+              <w:left w:w="100" w:type="dxa"/>
+              <w:bottom w:w="60" w:type="dxa"/>
+              <w:right w:w="100" w:type="dxa"/>
+            </w:tcMar>
+          </w:tcPr>
+          <w:p>
+            <w:r>
+              <w:rPr>
+                <w:rFonts w:cs="Calibri"/>
+                <w:sz w:val="20"/>
+                <w:szCs w:val="20"/>
+              </w:rPr>
+              <w:t xml:space="preserve">tinyint(1)</w:t>
+            </w:r>
+          </w:p>
+        </w:tc>
+        <w:tc>
+          <w:tcPr>
+            <w:tcW w:w="900" w:type="dxa"/>
+            <w:tcBorders>
+              <w:top w:val="single" w:sz="4" w:space="0" w:color="BFBFBF"/>
+              <w:left w:val="single" w:sz="4" w:space="0" w:color="BFBFBF"/>
+              <w:bottom w:val="single" w:sz="4" w:space="0" w:color="BFBFBF"/>
+              <w:right w:val="single" w:sz="4" w:space="0" w:color="BFBFBF"/>
+            </w:tcBorders>
+            <w:tcMar>
+              <w:top w:w="60" w:type="dxa"/>
+              <w:left w:w="100" w:type="dxa"/>
+              <w:bottom w:w="60" w:type="dxa"/>
+              <w:right w:w="100" w:type="dxa"/>
+            </w:tcMar>
+          </w:tcPr>
+          <w:p>
+            <w:r>
+              <w:rPr>
+                <w:rFonts w:cs="Calibri"/>
+                <w:sz w:val="20"/>
+                <w:szCs w:val="20"/>
+              </w:rPr>
+              <w:t xml:space="preserve"/>
+            </w:r>
+          </w:p>
+        </w:tc>
+        <w:tc>
+          <w:tcPr>
+            <w:tcW w:w="3726" w:type="dxa"/>
+            <w:tcBorders>
+              <w:top w:val="single" w:sz="4" w:space="0" w:color="BFBFBF"/>
+              <w:left w:val="single" w:sz="4" w:space="0" w:color="BFBFBF"/>
+              <w:bottom w:val="single" w:sz="4" w:space="0" w:color="BFBFBF"/>
+              <w:right w:val="single" w:sz="4" w:space="0" w:color="BFBFBF"/>
+            </w:tcBorders>
+            <w:tcMar>
+              <w:top w:w="60" w:type="dxa"/>
+              <w:left w:w="100" w:type="dxa"/>
+              <w:bottom w:w="60" w:type="dxa"/>
+              <w:right w:w="100" w:type="dxa"/>
+            </w:tcMar>
+          </w:tcPr>
+          <w:p>
+            <w:r>
+              <w:rPr>
+                <w:rFonts w:cs="Calibri"/>
+                <w:sz w:val="20"/>
+                <w:szCs w:val="20"/>
+              </w:rPr>
+              <w:t xml:space="preserve">NOT NULL, DEFAULT 1 (0 = deactivated)</w:t>
             </w:r>
           </w:p>
         </w:tc>
@@ -10225,6 +10618,119 @@
                 <w:sz w:val="20"/>
                 <w:szCs w:val="20"/>
               </w:rPr>
+              <w:t xml:space="preserve">user_id</w:t>
+            </w:r>
+          </w:p>
+        </w:tc>
+        <w:tc>
+          <w:tcPr>
+            <w:tcW w:w="2300" w:type="dxa"/>
+            <w:tcBorders>
+              <w:top w:val="single" w:sz="4" w:space="0" w:color="BFBFBF"/>
+              <w:left w:val="single" w:sz="4" w:space="0" w:color="BFBFBF"/>
+              <w:bottom w:val="single" w:sz="4" w:space="0" w:color="BFBFBF"/>
+              <w:right w:val="single" w:sz="4" w:space="0" w:color="BFBFBF"/>
+            </w:tcBorders>
+            <w:tcMar>
+              <w:top w:w="60" w:type="dxa"/>
+              <w:left w:w="100" w:type="dxa"/>
+              <w:bottom w:w="60" w:type="dxa"/>
+              <w:right w:w="100" w:type="dxa"/>
+            </w:tcMar>
+          </w:tcPr>
+          <w:p>
+            <w:r>
+              <w:rPr>
+                <w:rFonts w:cs="Calibri"/>
+                <w:sz w:val="20"/>
+                <w:szCs w:val="20"/>
+              </w:rPr>
+              <w:t xml:space="preserve">int</w:t>
+            </w:r>
+          </w:p>
+        </w:tc>
+        <w:tc>
+          <w:tcPr>
+            <w:tcW w:w="900" w:type="dxa"/>
+            <w:tcBorders>
+              <w:top w:val="single" w:sz="4" w:space="0" w:color="BFBFBF"/>
+              <w:left w:val="single" w:sz="4" w:space="0" w:color="BFBFBF"/>
+              <w:bottom w:val="single" w:sz="4" w:space="0" w:color="BFBFBF"/>
+              <w:right w:val="single" w:sz="4" w:space="0" w:color="BFBFBF"/>
+            </w:tcBorders>
+            <w:tcMar>
+              <w:top w:w="60" w:type="dxa"/>
+              <w:left w:w="100" w:type="dxa"/>
+              <w:bottom w:w="60" w:type="dxa"/>
+              <w:right w:w="100" w:type="dxa"/>
+            </w:tcMar>
+          </w:tcPr>
+          <w:p>
+            <w:r>
+              <w:rPr>
+                <w:rFonts w:cs="Calibri"/>
+                <w:sz w:val="20"/>
+                <w:szCs w:val="20"/>
+              </w:rPr>
+              <w:t xml:space="preserve">FK</w:t>
+            </w:r>
+          </w:p>
+        </w:tc>
+        <w:tc>
+          <w:tcPr>
+            <w:tcW w:w="3726" w:type="dxa"/>
+            <w:tcBorders>
+              <w:top w:val="single" w:sz="4" w:space="0" w:color="BFBFBF"/>
+              <w:left w:val="single" w:sz="4" w:space="0" w:color="BFBFBF"/>
+              <w:bottom w:val="single" w:sz="4" w:space="0" w:color="BFBFBF"/>
+              <w:right w:val="single" w:sz="4" w:space="0" w:color="BFBFBF"/>
+            </w:tcBorders>
+            <w:tcMar>
+              <w:top w:w="60" w:type="dxa"/>
+              <w:left w:w="100" w:type="dxa"/>
+              <w:bottom w:w="60" w:type="dxa"/>
+              <w:right w:w="100" w:type="dxa"/>
+            </w:tcMar>
+          </w:tcPr>
+          <w:p>
+            <w:r>
+              <w:rPr>
+                <w:rFonts w:cs="Calibri"/>
+                <w:sz w:val="20"/>
+                <w:szCs w:val="20"/>
+              </w:rPr>
+              <w:t xml:space="preserve">NOT NULL → app_user (RESTRICT)</w:t>
+            </w:r>
+          </w:p>
+        </w:tc>
+      </w:tr>
+      <w:tr>
+        <w:trPr>
+          <w:cantSplit/>
+        </w:trPr>
+        <w:tc>
+          <w:tcPr>
+            <w:tcW w:w="2100" w:type="dxa"/>
+            <w:tcBorders>
+              <w:top w:val="single" w:sz="4" w:space="0" w:color="BFBFBF"/>
+              <w:left w:val="single" w:sz="4" w:space="0" w:color="BFBFBF"/>
+              <w:bottom w:val="single" w:sz="4" w:space="0" w:color="BFBFBF"/>
+              <w:right w:val="single" w:sz="4" w:space="0" w:color="BFBFBF"/>
+            </w:tcBorders>
+            <w:tcMar>
+              <w:top w:w="60" w:type="dxa"/>
+              <w:left w:w="100" w:type="dxa"/>
+              <w:bottom w:w="60" w:type="dxa"/>
+              <w:right w:w="100" w:type="dxa"/>
+            </w:tcMar>
+          </w:tcPr>
+          <w:p>
+            <w:r>
+              <w:rPr>
+                <w:rFonts w:cs="Calibri"/>
+                <w:sz w:val="20"/>
+                <w:szCs w:val="20"/>
+              </w:rPr>
               <w:t>purchase_date</w:t>
             </w:r>
           </w:p>
@@ -12578,6 +13084,119 @@
                 <w:sz w:val="20"/>
                 <w:szCs w:val="20"/>
               </w:rPr>
+              <w:t xml:space="preserve">user_id</w:t>
+            </w:r>
+          </w:p>
+        </w:tc>
+        <w:tc>
+          <w:tcPr>
+            <w:tcW w:w="2300" w:type="dxa"/>
+            <w:tcBorders>
+              <w:top w:val="single" w:sz="4" w:space="0" w:color="BFBFBF"/>
+              <w:left w:val="single" w:sz="4" w:space="0" w:color="BFBFBF"/>
+              <w:bottom w:val="single" w:sz="4" w:space="0" w:color="BFBFBF"/>
+              <w:right w:val="single" w:sz="4" w:space="0" w:color="BFBFBF"/>
+            </w:tcBorders>
+            <w:tcMar>
+              <w:top w:w="60" w:type="dxa"/>
+              <w:left w:w="100" w:type="dxa"/>
+              <w:bottom w:w="60" w:type="dxa"/>
+              <w:right w:w="100" w:type="dxa"/>
+            </w:tcMar>
+          </w:tcPr>
+          <w:p>
+            <w:r>
+              <w:rPr>
+                <w:rFonts w:cs="Calibri"/>
+                <w:sz w:val="20"/>
+                <w:szCs w:val="20"/>
+              </w:rPr>
+              <w:t xml:space="preserve">int</w:t>
+            </w:r>
+          </w:p>
+        </w:tc>
+        <w:tc>
+          <w:tcPr>
+            <w:tcW w:w="900" w:type="dxa"/>
+            <w:tcBorders>
+              <w:top w:val="single" w:sz="4" w:space="0" w:color="BFBFBF"/>
+              <w:left w:val="single" w:sz="4" w:space="0" w:color="BFBFBF"/>
+              <w:bottom w:val="single" w:sz="4" w:space="0" w:color="BFBFBF"/>
+              <w:right w:val="single" w:sz="4" w:space="0" w:color="BFBFBF"/>
+            </w:tcBorders>
+            <w:tcMar>
+              <w:top w:w="60" w:type="dxa"/>
+              <w:left w:w="100" w:type="dxa"/>
+              <w:bottom w:w="60" w:type="dxa"/>
+              <w:right w:w="100" w:type="dxa"/>
+            </w:tcMar>
+          </w:tcPr>
+          <w:p>
+            <w:r>
+              <w:rPr>
+                <w:rFonts w:cs="Calibri"/>
+                <w:sz w:val="20"/>
+                <w:szCs w:val="20"/>
+              </w:rPr>
+              <w:t xml:space="preserve">FK</w:t>
+            </w:r>
+          </w:p>
+        </w:tc>
+        <w:tc>
+          <w:tcPr>
+            <w:tcW w:w="3726" w:type="dxa"/>
+            <w:tcBorders>
+              <w:top w:val="single" w:sz="4" w:space="0" w:color="BFBFBF"/>
+              <w:left w:val="single" w:sz="4" w:space="0" w:color="BFBFBF"/>
+              <w:bottom w:val="single" w:sz="4" w:space="0" w:color="BFBFBF"/>
+              <w:right w:val="single" w:sz="4" w:space="0" w:color="BFBFBF"/>
+            </w:tcBorders>
+            <w:tcMar>
+              <w:top w:w="60" w:type="dxa"/>
+              <w:left w:w="100" w:type="dxa"/>
+              <w:bottom w:w="60" w:type="dxa"/>
+              <w:right w:w="100" w:type="dxa"/>
+            </w:tcMar>
+          </w:tcPr>
+          <w:p>
+            <w:r>
+              <w:rPr>
+                <w:rFonts w:cs="Calibri"/>
+                <w:sz w:val="20"/>
+                <w:szCs w:val="20"/>
+              </w:rPr>
+              <w:t xml:space="preserve">NOT NULL → app_user (RESTRICT)</w:t>
+            </w:r>
+          </w:p>
+        </w:tc>
+      </w:tr>
+      <w:tr>
+        <w:trPr>
+          <w:cantSplit/>
+        </w:trPr>
+        <w:tc>
+          <w:tcPr>
+            <w:tcW w:w="2100" w:type="dxa"/>
+            <w:tcBorders>
+              <w:top w:val="single" w:sz="4" w:space="0" w:color="BFBFBF"/>
+              <w:left w:val="single" w:sz="4" w:space="0" w:color="BFBFBF"/>
+              <w:bottom w:val="single" w:sz="4" w:space="0" w:color="BFBFBF"/>
+              <w:right w:val="single" w:sz="4" w:space="0" w:color="BFBFBF"/>
+            </w:tcBorders>
+            <w:tcMar>
+              <w:top w:w="60" w:type="dxa"/>
+              <w:left w:w="100" w:type="dxa"/>
+              <w:bottom w:w="60" w:type="dxa"/>
+              <w:right w:w="100" w:type="dxa"/>
+            </w:tcMar>
+          </w:tcPr>
+          <w:p>
+            <w:r>
+              <w:rPr>
+                <w:rFonts w:cs="Calibri"/>
+                <w:sz w:val="20"/>
+                <w:szCs w:val="20"/>
+              </w:rPr>
               <w:t>discount</w:t>
             </w:r>
           </w:p>
@@ -14956,6 +15575,119 @@
                 <w:szCs w:val="20"/>
               </w:rPr>
               <w:t>AUTO_INCREMENT</w:t>
+            </w:r>
+          </w:p>
+        </w:tc>
+      </w:tr>
+      <w:tr>
+        <w:trPr>
+          <w:cantSplit/>
+        </w:trPr>
+        <w:tc>
+          <w:tcPr>
+            <w:tcW w:w="2100" w:type="dxa"/>
+            <w:tcBorders>
+              <w:top w:val="single" w:sz="4" w:space="0" w:color="BFBFBF"/>
+              <w:left w:val="single" w:sz="4" w:space="0" w:color="BFBFBF"/>
+              <w:bottom w:val="single" w:sz="4" w:space="0" w:color="BFBFBF"/>
+              <w:right w:val="single" w:sz="4" w:space="0" w:color="BFBFBF"/>
+            </w:tcBorders>
+            <w:tcMar>
+              <w:top w:w="60" w:type="dxa"/>
+              <w:left w:w="100" w:type="dxa"/>
+              <w:bottom w:w="60" w:type="dxa"/>
+              <w:right w:w="100" w:type="dxa"/>
+            </w:tcMar>
+          </w:tcPr>
+          <w:p>
+            <w:r>
+              <w:rPr>
+                <w:rFonts w:cs="Calibri"/>
+                <w:sz w:val="20"/>
+                <w:szCs w:val="20"/>
+              </w:rPr>
+              <w:t xml:space="preserve">user_id</w:t>
+            </w:r>
+          </w:p>
+        </w:tc>
+        <w:tc>
+          <w:tcPr>
+            <w:tcW w:w="2300" w:type="dxa"/>
+            <w:tcBorders>
+              <w:top w:val="single" w:sz="4" w:space="0" w:color="BFBFBF"/>
+              <w:left w:val="single" w:sz="4" w:space="0" w:color="BFBFBF"/>
+              <w:bottom w:val="single" w:sz="4" w:space="0" w:color="BFBFBF"/>
+              <w:right w:val="single" w:sz="4" w:space="0" w:color="BFBFBF"/>
+            </w:tcBorders>
+            <w:tcMar>
+              <w:top w:w="60" w:type="dxa"/>
+              <w:left w:w="100" w:type="dxa"/>
+              <w:bottom w:w="60" w:type="dxa"/>
+              <w:right w:w="100" w:type="dxa"/>
+            </w:tcMar>
+          </w:tcPr>
+          <w:p>
+            <w:r>
+              <w:rPr>
+                <w:rFonts w:cs="Calibri"/>
+                <w:sz w:val="20"/>
+                <w:szCs w:val="20"/>
+              </w:rPr>
+              <w:t xml:space="preserve">int</w:t>
+            </w:r>
+          </w:p>
+        </w:tc>
+        <w:tc>
+          <w:tcPr>
+            <w:tcW w:w="900" w:type="dxa"/>
+            <w:tcBorders>
+              <w:top w:val="single" w:sz="4" w:space="0" w:color="BFBFBF"/>
+              <w:left w:val="single" w:sz="4" w:space="0" w:color="BFBFBF"/>
+              <w:bottom w:val="single" w:sz="4" w:space="0" w:color="BFBFBF"/>
+              <w:right w:val="single" w:sz="4" w:space="0" w:color="BFBFBF"/>
+            </w:tcBorders>
+            <w:tcMar>
+              <w:top w:w="60" w:type="dxa"/>
+              <w:left w:w="100" w:type="dxa"/>
+              <w:bottom w:w="60" w:type="dxa"/>
+              <w:right w:w="100" w:type="dxa"/>
+            </w:tcMar>
+          </w:tcPr>
+          <w:p>
+            <w:r>
+              <w:rPr>
+                <w:rFonts w:cs="Calibri"/>
+                <w:sz w:val="20"/>
+                <w:szCs w:val="20"/>
+              </w:rPr>
+              <w:t xml:space="preserve">FK</w:t>
+            </w:r>
+          </w:p>
+        </w:tc>
+        <w:tc>
+          <w:tcPr>
+            <w:tcW w:w="3726" w:type="dxa"/>
+            <w:tcBorders>
+              <w:top w:val="single" w:sz="4" w:space="0" w:color="BFBFBF"/>
+              <w:left w:val="single" w:sz="4" w:space="0" w:color="BFBFBF"/>
+              <w:bottom w:val="single" w:sz="4" w:space="0" w:color="BFBFBF"/>
+              <w:right w:val="single" w:sz="4" w:space="0" w:color="BFBFBF"/>
+            </w:tcBorders>
+            <w:tcMar>
+              <w:top w:w="60" w:type="dxa"/>
+              <w:left w:w="100" w:type="dxa"/>
+              <w:bottom w:w="60" w:type="dxa"/>
+              <w:right w:w="100" w:type="dxa"/>
+            </w:tcMar>
+          </w:tcPr>
+          <w:p>
+            <w:r>
+              <w:rPr>
+                <w:rFonts w:cs="Calibri"/>
+                <w:sz w:val="20"/>
+                <w:szCs w:val="20"/>
+              </w:rPr>
+              <w:t xml:space="preserve">NOT NULL → app_user (RESTRICT)</w:t>
             </w:r>
           </w:p>
         </w:tc>
@@ -16662,7 +17394,7 @@
         <w:spacing w:after="60"/>
       </w:pPr>
       <w:r>
-        <w:t>Insert the purchase header (supplier, date).</w:t>
+        <w:t xml:space="preserve">Insert the purchase header (supplier, logged-in user, date).</w:t>
       </w:r>
     </w:p>
     <w:p>
@@ -16715,7 +17447,7 @@
         <w:spacing w:after="60"/>
       </w:pPr>
       <w:r>
-        <w:t>Insert the sale header (customer or walk-in, discount).</w:t>
+        <w:t xml:space="preserve">Insert the sale header (customer or walk-in, logged-in user, discount).</w:t>
       </w:r>
     </w:p>
     <w:p>
@@ -16765,7 +17497,7 @@
         <w:rPr>
           <w:rFonts w:cs="Calibri"/>
         </w:rPr>
-        <w:t>Stock, average cost and expiry therefore always come from the lots, and the expiry warning looks at lots, not at a single date per product.</w:t>
+        <w:t xml:space="preserve">Stock, average cost and expiry therefore always come from the lots, and the expiry warning looks at lots, not at a single date per product. The user_id of every header row always comes from the login session on the server, never from a form field, so a user cannot record a bill under someone else's name.</w:t>
       </w:r>
     </w:p>
     <w:p>
@@ -17343,6 +18075,128 @@
                 <w:szCs w:val="20"/>
               </w:rPr>
               <w:t>customer.area added for area-wise sales reports; contact_person, email and barcode re-added as optional fields.</w:t>
+            </w:r>
+          </w:p>
+        </w:tc>
+      </w:tr>
+      <w:tr>
+        <w:trPr>
+          <w:cantSplit/>
+        </w:trPr>
+        <w:tc>
+          <w:tcPr>
+            <w:tcW w:w="3300" w:type="dxa"/>
+            <w:tcBorders>
+              <w:top w:val="single" w:sz="4" w:space="0" w:color="BFBFBF"/>
+              <w:left w:val="single" w:sz="4" w:space="0" w:color="BFBFBF"/>
+              <w:bottom w:val="single" w:sz="4" w:space="0" w:color="BFBFBF"/>
+              <w:right w:val="single" w:sz="4" w:space="0" w:color="BFBFBF"/>
+            </w:tcBorders>
+            <w:shd w:val="clear" w:color="auto" w:fill="F3F7F5"/>
+            <w:tcMar>
+              <w:top w:w="60" w:type="dxa"/>
+              <w:left w:w="100" w:type="dxa"/>
+              <w:bottom w:w="60" w:type="dxa"/>
+              <w:right w:w="100" w:type="dxa"/>
+            </w:tcMar>
+          </w:tcPr>
+          <w:p>
+            <w:r>
+              <w:rPr>
+                <w:rFonts w:cs="Calibri"/>
+                <w:sz w:val="20"/>
+                <w:szCs w:val="20"/>
+              </w:rPr>
+              <w:t xml:space="preserve">No record of who entered a transaction</w:t>
+            </w:r>
+          </w:p>
+        </w:tc>
+        <w:tc>
+          <w:tcPr>
+            <w:tcW w:w="5726" w:type="dxa"/>
+            <w:tcBorders>
+              <w:top w:val="single" w:sz="4" w:space="0" w:color="BFBFBF"/>
+              <w:left w:val="single" w:sz="4" w:space="0" w:color="BFBFBF"/>
+              <w:bottom w:val="single" w:sz="4" w:space="0" w:color="BFBFBF"/>
+              <w:right w:val="single" w:sz="4" w:space="0" w:color="BFBFBF"/>
+            </w:tcBorders>
+            <w:shd w:val="clear" w:color="auto" w:fill="F3F7F5"/>
+            <w:tcMar>
+              <w:top w:w="60" w:type="dxa"/>
+              <w:left w:w="100" w:type="dxa"/>
+              <w:bottom w:w="60" w:type="dxa"/>
+              <w:right w:w="100" w:type="dxa"/>
+            </w:tcMar>
+          </w:tcPr>
+          <w:p>
+            <w:r>
+              <w:rPr>
+                <w:rFonts w:cs="Calibri"/>
+                <w:sz w:val="20"/>
+                <w:szCs w:val="20"/>
+              </w:rPr>
+              <w:t xml:space="preserve">user_id added to sale, purchase and expense (app_user 1 : N each), filled from the login session. Detail rows, payments and lots reach the user through their header, so nothing is copied.</w:t>
+            </w:r>
+          </w:p>
+        </w:tc>
+      </w:tr>
+      <w:tr>
+        <w:trPr>
+          <w:cantSplit/>
+        </w:trPr>
+        <w:tc>
+          <w:tcPr>
+            <w:tcW w:w="3300" w:type="dxa"/>
+            <w:tcBorders>
+              <w:top w:val="single" w:sz="4" w:space="0" w:color="BFBFBF"/>
+              <w:left w:val="single" w:sz="4" w:space="0" w:color="BFBFBF"/>
+              <w:bottom w:val="single" w:sz="4" w:space="0" w:color="BFBFBF"/>
+              <w:right w:val="single" w:sz="4" w:space="0" w:color="BFBFBF"/>
+            </w:tcBorders>
+            <w:shd w:val="clear" w:color="auto" w:fill="F3F7F5"/>
+            <w:tcMar>
+              <w:top w:w="60" w:type="dxa"/>
+              <w:left w:w="100" w:type="dxa"/>
+              <w:bottom w:w="60" w:type="dxa"/>
+              <w:right w:w="100" w:type="dxa"/>
+            </w:tcMar>
+          </w:tcPr>
+          <w:p>
+            <w:r>
+              <w:rPr>
+                <w:rFonts w:cs="Calibri"/>
+                <w:sz w:val="20"/>
+                <w:szCs w:val="20"/>
+              </w:rPr>
+              <w:t xml:space="preserve">app_user held only login fields</w:t>
+            </w:r>
+          </w:p>
+        </w:tc>
+        <w:tc>
+          <w:tcPr>
+            <w:tcW w:w="5726" w:type="dxa"/>
+            <w:tcBorders>
+              <w:top w:val="single" w:sz="4" w:space="0" w:color="BFBFBF"/>
+              <w:left w:val="single" w:sz="4" w:space="0" w:color="BFBFBF"/>
+              <w:bottom w:val="single" w:sz="4" w:space="0" w:color="BFBFBF"/>
+              <w:right w:val="single" w:sz="4" w:space="0" w:color="BFBFBF"/>
+            </w:tcBorders>
+            <w:shd w:val="clear" w:color="auto" w:fill="F3F7F5"/>
+            <w:tcMar>
+              <w:top w:w="60" w:type="dxa"/>
+              <w:left w:w="100" w:type="dxa"/>
+              <w:bottom w:w="60" w:type="dxa"/>
+              <w:right w:w="100" w:type="dxa"/>
+            </w:tcMar>
+          </w:tcPr>
+          <w:p>
+            <w:r>
+              <w:rPr>
+                <w:rFonts w:cs="Calibri"/>
+                <w:sz w:val="20"/>
+                <w:szCs w:val="20"/>
+              </w:rPr>
+              <w:t xml:space="preserve">email (for the password-reset code) and is_active added. A user with history is deactivated instead of deleted (ON DELETE RESTRICT), so old bills keep the real name.</w:t>
             </w:r>
           </w:p>
         </w:tc>
@@ -17711,6 +18565,514 @@
     </w:p>
     <w:p>
       <w:pPr>
+        <w:keepNext/>
+        <w:spacing w:before="120" w:after="40"/>
+      </w:pPr>
+      <w:r>
+        <w:rPr>
+          <w:rFonts w:cs="Calibri"/>
+          <w:b/>
+          <w:bCs/>
+        </w:rPr>
+        <w:t xml:space="preserve">Sales recorded by each user</w:t>
+      </w:r>
+    </w:p>
+    <w:p>
+      <w:pPr>
+        <w:keepLines/>
+        <w:shd w:val="clear" w:color="auto" w:fill="F2F2F2"/>
+        <w:ind w:left="120"/>
+      </w:pPr>
+      <w:r>
+        <w:rPr>
+          <w:rFonts w:ascii="Consolas" w:eastAsia="Consolas" w:hAnsi="Consolas" w:cs="Consolas"/>
+          <w:sz w:val="18"/>
+          <w:szCs w:val="18"/>
+        </w:rPr>
+        <w:t xml:space="preserve">SELECT u.full_name, u.role, COUNT(*) AS bills,</w:t>
+      </w:r>
+    </w:p>
+    <w:p>
+      <w:pPr>
+        <w:keepLines/>
+        <w:shd w:val="clear" w:color="auto" w:fill="F2F2F2"/>
+        <w:ind w:left="120"/>
+      </w:pPr>
+      <w:r>
+        <w:rPr>
+          <w:rFonts w:ascii="Consolas" w:eastAsia="Consolas" w:hAnsi="Consolas" w:cs="Consolas"/>
+          <w:sz w:val="18"/>
+          <w:szCs w:val="18"/>
+        </w:rPr>
+        <w:t xml:space="preserve">       SUM(b.total - b.discount) AS sales</w:t>
+      </w:r>
+    </w:p>
+    <w:p>
+      <w:pPr>
+        <w:keepLines/>
+        <w:shd w:val="clear" w:color="auto" w:fill="F2F2F2"/>
+        <w:ind w:left="120"/>
+      </w:pPr>
+      <w:r>
+        <w:rPr>
+          <w:rFonts w:ascii="Consolas" w:eastAsia="Consolas" w:hAnsi="Consolas" w:cs="Consolas"/>
+          <w:sz w:val="18"/>
+          <w:szCs w:val="18"/>
+        </w:rPr>
+        <w:t xml:space="preserve">FROM app_user u</w:t>
+      </w:r>
+    </w:p>
+    <w:p>
+      <w:pPr>
+        <w:keepLines/>
+        <w:shd w:val="clear" w:color="auto" w:fill="F2F2F2"/>
+        <w:ind w:left="120"/>
+      </w:pPr>
+      <w:r>
+        <w:rPr>
+          <w:rFonts w:ascii="Consolas" w:eastAsia="Consolas" w:hAnsi="Consolas" w:cs="Consolas"/>
+          <w:sz w:val="18"/>
+          <w:szCs w:val="18"/>
+        </w:rPr>
+        <w:t xml:space="preserve">JOIN (SELECT s.sale_id, s.user_id, s.discount,</w:t>
+      </w:r>
+    </w:p>
+    <w:p>
+      <w:pPr>
+        <w:keepLines/>
+        <w:shd w:val="clear" w:color="auto" w:fill="F2F2F2"/>
+        <w:ind w:left="120"/>
+      </w:pPr>
+      <w:r>
+        <w:rPr>
+          <w:rFonts w:ascii="Consolas" w:eastAsia="Consolas" w:hAnsi="Consolas" w:cs="Consolas"/>
+          <w:sz w:val="18"/>
+          <w:szCs w:val="18"/>
+        </w:rPr>
+        <w:t xml:space="preserve">             SUM(d.quantity * d.unit_price) AS total</w:t>
+      </w:r>
+    </w:p>
+    <w:p>
+      <w:pPr>
+        <w:keepLines/>
+        <w:shd w:val="clear" w:color="auto" w:fill="F2F2F2"/>
+        <w:ind w:left="120"/>
+      </w:pPr>
+      <w:r>
+        <w:rPr>
+          <w:rFonts w:ascii="Consolas" w:eastAsia="Consolas" w:hAnsi="Consolas" w:cs="Consolas"/>
+          <w:sz w:val="18"/>
+          <w:szCs w:val="18"/>
+        </w:rPr>
+        <w:t xml:space="preserve">      FROM sale s</w:t>
+      </w:r>
+    </w:p>
+    <w:p>
+      <w:pPr>
+        <w:keepLines/>
+        <w:shd w:val="clear" w:color="auto" w:fill="F2F2F2"/>
+        <w:ind w:left="120"/>
+      </w:pPr>
+      <w:r>
+        <w:rPr>
+          <w:rFonts w:ascii="Consolas" w:eastAsia="Consolas" w:hAnsi="Consolas" w:cs="Consolas"/>
+          <w:sz w:val="18"/>
+          <w:szCs w:val="18"/>
+        </w:rPr>
+        <w:t xml:space="preserve">      JOIN sale_detail d ON d.sale_id = s.sale_id</w:t>
+      </w:r>
+    </w:p>
+    <w:p>
+      <w:pPr>
+        <w:keepLines/>
+        <w:shd w:val="clear" w:color="auto" w:fill="F2F2F2"/>
+        <w:ind w:left="120"/>
+      </w:pPr>
+      <w:r>
+        <w:rPr>
+          <w:rFonts w:ascii="Consolas" w:eastAsia="Consolas" w:hAnsi="Consolas" w:cs="Consolas"/>
+          <w:sz w:val="18"/>
+          <w:szCs w:val="18"/>
+        </w:rPr>
+        <w:t xml:space="preserve">      GROUP BY s.sale_id) b ON b.user_id = u.user_id</w:t>
+      </w:r>
+    </w:p>
+    <w:p>
+      <w:pPr>
+        <w:keepLines/>
+        <w:shd w:val="clear" w:color="auto" w:fill="F2F2F2"/>
+        <w:ind w:left="120"/>
+      </w:pPr>
+      <w:r>
+        <w:rPr>
+          <w:rFonts w:ascii="Consolas" w:eastAsia="Consolas" w:hAnsi="Consolas" w:cs="Consolas"/>
+          <w:sz w:val="18"/>
+          <w:szCs w:val="18"/>
+        </w:rPr>
+        <w:t xml:space="preserve">GROUP BY u.user_id, u.full_name, u.role;</w:t>
+      </w:r>
+    </w:p>
+    <w:p>
+      <w:pPr>
+        <w:pStyle w:val="Heading2"/>
+        <w:keepNext/>
+      </w:pPr>
+      <w:r>
+        <w:t xml:space="preserve">3.6 Supporting tables (not in the ER diagram)</w:t>
+      </w:r>
+    </w:p>
+    <w:p>
+      <w:pPr>
+        <w:spacing w:after="120" w:line="276" w:lineRule="auto"/>
+      </w:pPr>
+      <w:r>
+        <w:rPr>
+          <w:rFonts w:cs="Calibri"/>
+        </w:rPr>
+        <w:t xml:space="preserve">Besides the 14 tables of the ER diagram, database.sql creates four supporting tables for account security. They are not business entities, so they are not drawn in the ER diagram.</w:t>
+      </w:r>
+    </w:p>
+    <w:tbl>
+      <w:tblPr>
+        <w:tblW w:w="9026" w:type="dxa"/>
+        <w:tblBorders>
+          <w:top w:val="single" w:sz="4" w:space="0" w:color="auto"/>
+          <w:left w:val="single" w:sz="4" w:space="0" w:color="auto"/>
+          <w:bottom w:val="single" w:sz="4" w:space="0" w:color="auto"/>
+          <w:right w:val="single" w:sz="4" w:space="0" w:color="auto"/>
+          <w:insideH w:val="single" w:sz="4" w:space="0" w:color="auto"/>
+          <w:insideV w:val="single" w:sz="4" w:space="0" w:color="auto"/>
+        </w:tblBorders>
+        <w:tblCellMar>
+          <w:left w:w="10" w:type="dxa"/>
+          <w:right w:w="10" w:type="dxa"/>
+        </w:tblCellMar>
+        <w:tblLook w:val="0000" w:firstRow="0" w:lastRow="0" w:firstColumn="0" w:lastColumn="0" w:noHBand="0" w:noVBand="0"/>
+      </w:tblPr>
+      <w:tblGrid>
+        <w:gridCol w:w="3000"/>
+        <w:gridCol w:w="6026"/>
+      </w:tblGrid>
+      <w:tr>
+        <w:trPr>
+          <w:cantSplit/>
+          <w:tblHeader/>
+        </w:trPr>
+        <w:tc>
+          <w:tcPr>
+            <w:tcW w:w="3000" w:type="dxa"/>
+            <w:tcBorders>
+              <w:top w:val="single" w:sz="4" w:space="0" w:color="BFBFBF"/>
+              <w:left w:val="single" w:sz="4" w:space="0" w:color="BFBFBF"/>
+              <w:bottom w:val="single" w:sz="4" w:space="0" w:color="BFBFBF"/>
+              <w:right w:val="single" w:sz="4" w:space="0" w:color="BFBFBF"/>
+            </w:tcBorders>
+            <w:shd w:val="clear" w:color="auto" w:fill="16332A"/>
+            <w:tcMar>
+              <w:top w:w="60" w:type="dxa"/>
+              <w:left w:w="100" w:type="dxa"/>
+              <w:bottom w:w="60" w:type="dxa"/>
+              <w:right w:w="100" w:type="dxa"/>
+            </w:tcMar>
+          </w:tcPr>
+          <w:p>
+            <w:r>
+              <w:rPr>
+                <w:rFonts w:cs="Calibri"/>
+                <w:b/>
+                <w:bCs/>
+                <w:color w:val="FFFFFF"/>
+                <w:sz w:val="20"/>
+                <w:szCs w:val="20"/>
+              </w:rPr>
+              <w:t xml:space="preserve">Table</w:t>
+            </w:r>
+          </w:p>
+        </w:tc>
+        <w:tc>
+          <w:tcPr>
+            <w:tcW w:w="6026" w:type="dxa"/>
+            <w:tcBorders>
+              <w:top w:val="single" w:sz="4" w:space="0" w:color="BFBFBF"/>
+              <w:left w:val="single" w:sz="4" w:space="0" w:color="BFBFBF"/>
+              <w:bottom w:val="single" w:sz="4" w:space="0" w:color="BFBFBF"/>
+              <w:right w:val="single" w:sz="4" w:space="0" w:color="BFBFBF"/>
+            </w:tcBorders>
+            <w:shd w:val="clear" w:color="auto" w:fill="16332A"/>
+            <w:tcMar>
+              <w:top w:w="60" w:type="dxa"/>
+              <w:left w:w="100" w:type="dxa"/>
+              <w:bottom w:w="60" w:type="dxa"/>
+              <w:right w:w="100" w:type="dxa"/>
+            </w:tcMar>
+          </w:tcPr>
+          <w:p>
+            <w:r>
+              <w:rPr>
+                <w:rFonts w:cs="Calibri"/>
+                <w:b/>
+                <w:bCs/>
+                <w:color w:val="FFFFFF"/>
+                <w:sz w:val="20"/>
+                <w:szCs w:val="20"/>
+              </w:rPr>
+              <w:t xml:space="preserve">Purpose</w:t>
+            </w:r>
+          </w:p>
+        </w:tc>
+      </w:tr>
+      <w:tr>
+        <w:trPr>
+          <w:cantSplit/>
+        </w:trPr>
+        <w:tc>
+          <w:tcPr>
+            <w:tcW w:w="3000" w:type="dxa"/>
+            <w:tcBorders>
+              <w:top w:val="single" w:sz="4" w:space="0" w:color="BFBFBF"/>
+              <w:left w:val="single" w:sz="4" w:space="0" w:color="BFBFBF"/>
+              <w:bottom w:val="single" w:sz="4" w:space="0" w:color="BFBFBF"/>
+              <w:right w:val="single" w:sz="4" w:space="0" w:color="BFBFBF"/>
+            </w:tcBorders>
+            <w:tcMar>
+              <w:top w:w="60" w:type="dxa"/>
+              <w:left w:w="100" w:type="dxa"/>
+              <w:bottom w:w="60" w:type="dxa"/>
+              <w:right w:w="100" w:type="dxa"/>
+            </w:tcMar>
+          </w:tcPr>
+          <w:p>
+            <w:r>
+              <w:rPr>
+                <w:rFonts w:cs="Calibri"/>
+                <w:b/>
+                <w:bCs/>
+                <w:sz w:val="20"/>
+                <w:szCs w:val="20"/>
+              </w:rPr>
+              <w:t xml:space="preserve">staff_log</w:t>
+            </w:r>
+          </w:p>
+        </w:tc>
+        <w:tc>
+          <w:tcPr>
+            <w:tcW w:w="6026" w:type="dxa"/>
+            <w:tcBorders>
+              <w:top w:val="single" w:sz="4" w:space="0" w:color="BFBFBF"/>
+              <w:left w:val="single" w:sz="4" w:space="0" w:color="BFBFBF"/>
+              <w:bottom w:val="single" w:sz="4" w:space="0" w:color="BFBFBF"/>
+              <w:right w:val="single" w:sz="4" w:space="0" w:color="BFBFBF"/>
+            </w:tcBorders>
+            <w:tcMar>
+              <w:top w:w="60" w:type="dxa"/>
+              <w:left w:w="100" w:type="dxa"/>
+              <w:bottom w:w="60" w:type="dxa"/>
+              <w:right w:w="100" w:type="dxa"/>
+            </w:tcMar>
+          </w:tcPr>
+          <w:p>
+            <w:r>
+              <w:rPr>
+                <w:rFonts w:cs="Calibri"/>
+                <w:sz w:val="20"/>
+                <w:szCs w:val="20"/>
+              </w:rPr>
+              <w:t xml:space="preserve">Audit trail of account actions (hire, edit, deactivate, delete, password decisions): who did what to which account, and when. Names are stored as text with no foreign key, so the log survives account deletion.</w:t>
+            </w:r>
+          </w:p>
+        </w:tc>
+      </w:tr>
+      <w:tr>
+        <w:trPr>
+          <w:cantSplit/>
+        </w:trPr>
+        <w:tc>
+          <w:tcPr>
+            <w:tcW w:w="3000" w:type="dxa"/>
+            <w:tcBorders>
+              <w:top w:val="single" w:sz="4" w:space="0" w:color="BFBFBF"/>
+              <w:left w:val="single" w:sz="4" w:space="0" w:color="BFBFBF"/>
+              <w:bottom w:val="single" w:sz="4" w:space="0" w:color="BFBFBF"/>
+              <w:right w:val="single" w:sz="4" w:space="0" w:color="BFBFBF"/>
+            </w:tcBorders>
+            <w:tcMar>
+              <w:top w:w="60" w:type="dxa"/>
+              <w:left w:w="100" w:type="dxa"/>
+              <w:bottom w:w="60" w:type="dxa"/>
+              <w:right w:w="100" w:type="dxa"/>
+            </w:tcMar>
+          </w:tcPr>
+          <w:p>
+            <w:r>
+              <w:rPr>
+                <w:rFonts w:cs="Calibri"/>
+                <w:b/>
+                <w:bCs/>
+                <w:sz w:val="20"/>
+                <w:szCs w:val="20"/>
+              </w:rPr>
+              <w:t xml:space="preserve">login_attempt</w:t>
+            </w:r>
+          </w:p>
+        </w:tc>
+        <w:tc>
+          <w:tcPr>
+            <w:tcW w:w="6026" w:type="dxa"/>
+            <w:tcBorders>
+              <w:top w:val="single" w:sz="4" w:space="0" w:color="BFBFBF"/>
+              <w:left w:val="single" w:sz="4" w:space="0" w:color="BFBFBF"/>
+              <w:bottom w:val="single" w:sz="4" w:space="0" w:color="BFBFBF"/>
+              <w:right w:val="single" w:sz="4" w:space="0" w:color="BFBFBF"/>
+            </w:tcBorders>
+            <w:tcMar>
+              <w:top w:w="60" w:type="dxa"/>
+              <w:left w:w="100" w:type="dxa"/>
+              <w:bottom w:w="60" w:type="dxa"/>
+              <w:right w:w="100" w:type="dxa"/>
+            </w:tcMar>
+          </w:tcPr>
+          <w:p>
+            <w:r>
+              <w:rPr>
+                <w:rFonts w:cs="Calibri"/>
+                <w:sz w:val="20"/>
+                <w:szCs w:val="20"/>
+              </w:rPr>
+              <w:t xml:space="preserve">Failed sign-in log for the login lock: 5 wrong passwords for one username within 15 minutes lock that login until the window clears or an Owner / Manager unlocks it.</w:t>
+            </w:r>
+          </w:p>
+        </w:tc>
+      </w:tr>
+      <w:tr>
+        <w:trPr>
+          <w:cantSplit/>
+        </w:trPr>
+        <w:tc>
+          <w:tcPr>
+            <w:tcW w:w="3000" w:type="dxa"/>
+            <w:tcBorders>
+              <w:top w:val="single" w:sz="4" w:space="0" w:color="BFBFBF"/>
+              <w:left w:val="single" w:sz="4" w:space="0" w:color="BFBFBF"/>
+              <w:bottom w:val="single" w:sz="4" w:space="0" w:color="BFBFBF"/>
+              <w:right w:val="single" w:sz="4" w:space="0" w:color="BFBFBF"/>
+            </w:tcBorders>
+            <w:tcMar>
+              <w:top w:w="60" w:type="dxa"/>
+              <w:left w:w="100" w:type="dxa"/>
+              <w:bottom w:w="60" w:type="dxa"/>
+              <w:right w:w="100" w:type="dxa"/>
+            </w:tcMar>
+          </w:tcPr>
+          <w:p>
+            <w:r>
+              <w:rPr>
+                <w:rFonts w:cs="Calibri"/>
+                <w:b/>
+                <w:bCs/>
+                <w:sz w:val="20"/>
+                <w:szCs w:val="20"/>
+              </w:rPr>
+              <w:t xml:space="preserve">password_request</w:t>
+            </w:r>
+          </w:p>
+        </w:tc>
+        <w:tc>
+          <w:tcPr>
+            <w:tcW w:w="6026" w:type="dxa"/>
+            <w:tcBorders>
+              <w:top w:val="single" w:sz="4" w:space="0" w:color="BFBFBF"/>
+              <w:left w:val="single" w:sz="4" w:space="0" w:color="BFBFBF"/>
+              <w:bottom w:val="single" w:sz="4" w:space="0" w:color="BFBFBF"/>
+              <w:right w:val="single" w:sz="4" w:space="0" w:color="BFBFBF"/>
+            </w:tcBorders>
+            <w:tcMar>
+              <w:top w:w="60" w:type="dxa"/>
+              <w:left w:w="100" w:type="dxa"/>
+              <w:bottom w:w="60" w:type="dxa"/>
+              <w:right w:w="100" w:type="dxa"/>
+            </w:tcMar>
+          </w:tcPr>
+          <w:p>
+            <w:r>
+              <w:rPr>
+                <w:rFonts w:cs="Calibri"/>
+                <w:sz w:val="20"/>
+                <w:szCs w:val="20"/>
+              </w:rPr>
+              <w:t xml:space="preserve">A new password waiting for approval (only the bcrypt hash is stored). Cashier → Manager or Owner, Manager → Owner; the Owner applies immediately. user_id → app_user (CASCADE).</w:t>
+            </w:r>
+          </w:p>
+        </w:tc>
+      </w:tr>
+      <w:tr>
+        <w:trPr>
+          <w:cantSplit/>
+        </w:trPr>
+        <w:tc>
+          <w:tcPr>
+            <w:tcW w:w="3000" w:type="dxa"/>
+            <w:tcBorders>
+              <w:top w:val="single" w:sz="4" w:space="0" w:color="BFBFBF"/>
+              <w:left w:val="single" w:sz="4" w:space="0" w:color="BFBFBF"/>
+              <w:bottom w:val="single" w:sz="4" w:space="0" w:color="BFBFBF"/>
+              <w:right w:val="single" w:sz="4" w:space="0" w:color="BFBFBF"/>
+            </w:tcBorders>
+            <w:tcMar>
+              <w:top w:w="60" w:type="dxa"/>
+              <w:left w:w="100" w:type="dxa"/>
+              <w:bottom w:w="60" w:type="dxa"/>
+              <w:right w:w="100" w:type="dxa"/>
+            </w:tcMar>
+          </w:tcPr>
+          <w:p>
+            <w:r>
+              <w:rPr>
+                <w:rFonts w:cs="Calibri"/>
+                <w:b/>
+                <w:bCs/>
+                <w:sz w:val="20"/>
+                <w:szCs w:val="20"/>
+              </w:rPr>
+              <w:t xml:space="preserve">password_code</w:t>
+            </w:r>
+          </w:p>
+        </w:tc>
+        <w:tc>
+          <w:tcPr>
+            <w:tcW w:w="6026" w:type="dxa"/>
+            <w:tcBorders>
+              <w:top w:val="single" w:sz="4" w:space="0" w:color="BFBFBF"/>
+              <w:left w:val="single" w:sz="4" w:space="0" w:color="BFBFBF"/>
+              <w:bottom w:val="single" w:sz="4" w:space="0" w:color="BFBFBF"/>
+              <w:right w:val="single" w:sz="4" w:space="0" w:color="BFBFBF"/>
+            </w:tcBorders>
+            <w:tcMar>
+              <w:top w:w="60" w:type="dxa"/>
+              <w:left w:w="100" w:type="dxa"/>
+              <w:bottom w:w="60" w:type="dxa"/>
+              <w:right w:w="100" w:type="dxa"/>
+            </w:tcMar>
+          </w:tcPr>
+          <w:p>
+            <w:r>
+              <w:rPr>
+                <w:rFonts w:cs="Calibri"/>
+                <w:sz w:val="20"/>
+                <w:szCs w:val="20"/>
+              </w:rPr>
+              <w:t xml:space="preserve">Emailed 6-digit reset code, stored hashed; valid 10 minutes, 5 tries, single use. user_id → app_user (CASCADE).</w:t>
+            </w:r>
+          </w:p>
+        </w:tc>
+      </w:tr>
+    </w:tbl>
+    <w:p>
+      <w:pPr>
+        <w:spacing w:after="80"/>
+      </w:pPr>
+    </w:p>
+    <w:p>
+      <w:pPr>
         <w:pStyle w:val="Heading1"/>
         <w:keepNext/>
       </w:pPr>
@@ -17726,7 +19088,7 @@
         <w:rPr>
           <w:rFonts w:cs="Calibri"/>
         </w:rPr>
-        <w:t>Every form below maps to an entity, attribute set or relationship of the ER diagram. Foreign keys are chosen from dropdowns (never typed), money uses number inputs with step 0.01, dates use date inputs, and required fields are validated in the browser and again in PHP.</w:t>
+        <w:t xml:space="preserve">Every form below maps to an entity, attribute set or relationship of the ER diagram. Foreign keys are chosen from dropdowns (never typed), money uses number inputs with step 0.01, dates use date inputs, and required fields are validated in the browser and again in PHP. The user who records a sale, purchase or expense is never typed on a form: the server reads it from the login session.</w:t>
       </w:r>
     </w:p>
     <w:tbl>
@@ -19259,6 +20621,232 @@
                 <w:szCs w:val="20"/>
               </w:rPr>
               <w:t>Date + amount &gt; 0 required</w:t>
+            </w:r>
+          </w:p>
+        </w:tc>
+      </w:tr>
+      <w:tr>
+        <w:trPr>
+          <w:cantSplit/>
+        </w:trPr>
+        <w:tc>
+          <w:tcPr>
+            <w:tcW w:w="1900" w:type="dxa"/>
+            <w:tcBorders>
+              <w:top w:val="single" w:sz="4" w:space="0" w:color="BFBFBF"/>
+              <w:left w:val="single" w:sz="4" w:space="0" w:color="BFBFBF"/>
+              <w:bottom w:val="single" w:sz="4" w:space="0" w:color="BFBFBF"/>
+              <w:right w:val="single" w:sz="4" w:space="0" w:color="BFBFBF"/>
+            </w:tcBorders>
+            <w:tcMar>
+              <w:top w:w="60" w:type="dxa"/>
+              <w:left w:w="100" w:type="dxa"/>
+              <w:bottom w:w="60" w:type="dxa"/>
+              <w:right w:w="100" w:type="dxa"/>
+            </w:tcMar>
+          </w:tcPr>
+          <w:p>
+            <w:r>
+              <w:rPr>
+                <w:rFonts w:cs="Calibri"/>
+                <w:sz w:val="20"/>
+                <w:szCs w:val="20"/>
+              </w:rPr>
+              <w:t xml:space="preserve">Staff &amp; Access</w:t>
+            </w:r>
+          </w:p>
+        </w:tc>
+        <w:tc>
+          <w:tcPr>
+            <w:tcW w:w="1900" w:type="dxa"/>
+            <w:tcBorders>
+              <w:top w:val="single" w:sz="4" w:space="0" w:color="BFBFBF"/>
+              <w:left w:val="single" w:sz="4" w:space="0" w:color="BFBFBF"/>
+              <w:bottom w:val="single" w:sz="4" w:space="0" w:color="BFBFBF"/>
+              <w:right w:val="single" w:sz="4" w:space="0" w:color="BFBFBF"/>
+            </w:tcBorders>
+            <w:tcMar>
+              <w:top w:w="60" w:type="dxa"/>
+              <w:left w:w="100" w:type="dxa"/>
+              <w:bottom w:w="60" w:type="dxa"/>
+              <w:right w:w="100" w:type="dxa"/>
+            </w:tcMar>
+          </w:tcPr>
+          <w:p>
+            <w:r>
+              <w:rPr>
+                <w:rFonts w:cs="Calibri"/>
+                <w:sz w:val="20"/>
+                <w:szCs w:val="20"/>
+              </w:rPr>
+              <w:t xml:space="preserve">app_user, staff_log</w:t>
+            </w:r>
+          </w:p>
+        </w:tc>
+        <w:tc>
+          <w:tcPr>
+            <w:tcW w:w="2500" w:type="dxa"/>
+            <w:tcBorders>
+              <w:top w:val="single" w:sz="4" w:space="0" w:color="BFBFBF"/>
+              <w:left w:val="single" w:sz="4" w:space="0" w:color="BFBFBF"/>
+              <w:bottom w:val="single" w:sz="4" w:space="0" w:color="BFBFBF"/>
+              <w:right w:val="single" w:sz="4" w:space="0" w:color="BFBFBF"/>
+            </w:tcBorders>
+            <w:tcMar>
+              <w:top w:w="60" w:type="dxa"/>
+              <w:left w:w="100" w:type="dxa"/>
+              <w:bottom w:w="60" w:type="dxa"/>
+              <w:right w:w="100" w:type="dxa"/>
+            </w:tcMar>
+          </w:tcPr>
+          <w:p>
+            <w:r>
+              <w:rPr>
+                <w:rFonts w:cs="Calibri"/>
+                <w:sz w:val="20"/>
+                <w:szCs w:val="20"/>
+              </w:rPr>
+              <w:t xml:space="preserve">Text, e-mail, role select, active toggle</w:t>
+            </w:r>
+          </w:p>
+        </w:tc>
+        <w:tc>
+          <w:tcPr>
+            <w:tcW w:w="2726" w:type="dxa"/>
+            <w:tcBorders>
+              <w:top w:val="single" w:sz="4" w:space="0" w:color="BFBFBF"/>
+              <w:left w:val="single" w:sz="4" w:space="0" w:color="BFBFBF"/>
+              <w:bottom w:val="single" w:sz="4" w:space="0" w:color="BFBFBF"/>
+              <w:right w:val="single" w:sz="4" w:space="0" w:color="BFBFBF"/>
+            </w:tcBorders>
+            <w:tcMar>
+              <w:top w:w="60" w:type="dxa"/>
+              <w:left w:w="100" w:type="dxa"/>
+              <w:bottom w:w="60" w:type="dxa"/>
+              <w:right w:w="100" w:type="dxa"/>
+            </w:tcMar>
+          </w:tcPr>
+          <w:p>
+            <w:r>
+              <w:rPr>
+                <w:rFonts w:cs="Calibri"/>
+                <w:sz w:val="20"/>
+                <w:szCs w:val="20"/>
+              </w:rPr>
+              <w:t xml:space="preserve">Owner hires Cashier / Manager; Manager hires Cashier only; accounts with history are deactivated, not deleted</w:t>
+            </w:r>
+          </w:p>
+        </w:tc>
+      </w:tr>
+      <w:tr>
+        <w:trPr>
+          <w:cantSplit/>
+        </w:trPr>
+        <w:tc>
+          <w:tcPr>
+            <w:tcW w:w="1900" w:type="dxa"/>
+            <w:tcBorders>
+              <w:top w:val="single" w:sz="4" w:space="0" w:color="BFBFBF"/>
+              <w:left w:val="single" w:sz="4" w:space="0" w:color="BFBFBF"/>
+              <w:bottom w:val="single" w:sz="4" w:space="0" w:color="BFBFBF"/>
+              <w:right w:val="single" w:sz="4" w:space="0" w:color="BFBFBF"/>
+            </w:tcBorders>
+            <w:tcMar>
+              <w:top w:w="60" w:type="dxa"/>
+              <w:left w:w="100" w:type="dxa"/>
+              <w:bottom w:w="60" w:type="dxa"/>
+              <w:right w:w="100" w:type="dxa"/>
+            </w:tcMar>
+          </w:tcPr>
+          <w:p>
+            <w:r>
+              <w:rPr>
+                <w:rFonts w:cs="Calibri"/>
+                <w:sz w:val="20"/>
+                <w:szCs w:val="20"/>
+              </w:rPr>
+              <w:t xml:space="preserve">My Account</w:t>
+            </w:r>
+          </w:p>
+        </w:tc>
+        <w:tc>
+          <w:tcPr>
+            <w:tcW w:w="1900" w:type="dxa"/>
+            <w:tcBorders>
+              <w:top w:val="single" w:sz="4" w:space="0" w:color="BFBFBF"/>
+              <w:left w:val="single" w:sz="4" w:space="0" w:color="BFBFBF"/>
+              <w:bottom w:val="single" w:sz="4" w:space="0" w:color="BFBFBF"/>
+              <w:right w:val="single" w:sz="4" w:space="0" w:color="BFBFBF"/>
+            </w:tcBorders>
+            <w:tcMar>
+              <w:top w:w="60" w:type="dxa"/>
+              <w:left w:w="100" w:type="dxa"/>
+              <w:bottom w:w="60" w:type="dxa"/>
+              <w:right w:w="100" w:type="dxa"/>
+            </w:tcMar>
+          </w:tcPr>
+          <w:p>
+            <w:r>
+              <w:rPr>
+                <w:rFonts w:cs="Calibri"/>
+                <w:sz w:val="20"/>
+                <w:szCs w:val="20"/>
+              </w:rPr>
+              <w:t xml:space="preserve">app_user, password_request</w:t>
+            </w:r>
+          </w:p>
+        </w:tc>
+        <w:tc>
+          <w:tcPr>
+            <w:tcW w:w="2500" w:type="dxa"/>
+            <w:tcBorders>
+              <w:top w:val="single" w:sz="4" w:space="0" w:color="BFBFBF"/>
+              <w:left w:val="single" w:sz="4" w:space="0" w:color="BFBFBF"/>
+              <w:bottom w:val="single" w:sz="4" w:space="0" w:color="BFBFBF"/>
+              <w:right w:val="single" w:sz="4" w:space="0" w:color="BFBFBF"/>
+            </w:tcBorders>
+            <w:tcMar>
+              <w:top w:w="60" w:type="dxa"/>
+              <w:left w:w="100" w:type="dxa"/>
+              <w:bottom w:w="60" w:type="dxa"/>
+              <w:right w:w="100" w:type="dxa"/>
+            </w:tcMar>
+          </w:tcPr>
+          <w:p>
+            <w:r>
+              <w:rPr>
+                <w:rFonts w:cs="Calibri"/>
+                <w:sz w:val="20"/>
+                <w:szCs w:val="20"/>
+              </w:rPr>
+              <w:t xml:space="preserve">Current / new password</w:t>
+            </w:r>
+          </w:p>
+        </w:tc>
+        <w:tc>
+          <w:tcPr>
+            <w:tcW w:w="2726" w:type="dxa"/>
+            <w:tcBorders>
+              <w:top w:val="single" w:sz="4" w:space="0" w:color="BFBFBF"/>
+              <w:left w:val="single" w:sz="4" w:space="0" w:color="BFBFBF"/>
+              <w:bottom w:val="single" w:sz="4" w:space="0" w:color="BFBFBF"/>
+              <w:right w:val="single" w:sz="4" w:space="0" w:color="BFBFBF"/>
+            </w:tcBorders>
+            <w:tcMar>
+              <w:top w:w="60" w:type="dxa"/>
+              <w:left w:w="100" w:type="dxa"/>
+              <w:bottom w:w="60" w:type="dxa"/>
+              <w:right w:w="100" w:type="dxa"/>
+            </w:tcMar>
+          </w:tcPr>
+          <w:p>
+            <w:r>
+              <w:rPr>
+                <w:rFonts w:cs="Calibri"/>
+                <w:sz w:val="20"/>
+                <w:szCs w:val="20"/>
+              </w:rPr>
+              <w:t xml:space="preserve">Current password required; the new password waits for approval (Cashier → Manager or Owner, Manager → Owner)</w:t>
             </w:r>
           </w:p>
         </w:tc>
@@ -20237,7 +21825,7 @@
         <w:rPr>
           <w:rFonts w:cs="Calibri"/>
         </w:rPr>
-        <w:t>The backend detects the role from the account itself (admin → Owner, manager → Manager, staff → Cashier). Owner sees everything; Manager sees everything except Expenses; Cashier gets a separate Cashier Dashboard (today's bills, cash and due only) plus New Sale and Customers — never profit, purchase cost, expenses or reports. Typing a restricted page URL bounces the user to their home page.</w:t>
+        <w:t xml:space="preserve">The backend detects the role from the account itself (admin → Owner, manager → Manager, staff → Cashier). Owner sees everything; Manager sees everything except Expenses; Cashier gets a separate Cashier Dashboard (today's bills, cash and due only) plus New Sale, Customers and a limited Reports view (Sales, Top-Selling and Low-Stock &amp; Expiry tabs) — never profit, purchase cost, expenses, purchases or suppliers. Typing a restricted page URL bounces the user to their home page. Because every sale, purchase and expense stores its user_id, the Staff Activity report shows who recorded what.</w:t>
       </w:r>
     </w:p>
     <w:p>
@@ -20285,7 +21873,7 @@
         <w:spacing w:after="60"/>
       </w:pPr>
       <w:r>
-        <w:t>Import database.sql: phpMyAdmin → Import, or run: mysql -u root -p &lt; database.sql. The file creates the database gms_db, all 14 tables, the view v_product_live and the sample data.</w:t>
+        <w:t xml:space="preserve">Import database.sql: phpMyAdmin → Import, or run: mysql -u root -p &lt; database.sql. The file creates the database gms_db, the 14 tables of the ER diagram, the 4 supporting tables, the view v_product_live and the sample data.</w:t>
       </w:r>
     </w:p>
     <w:p>
